--- a/resources/a-level-economics-real-or-nominal-gdp/A-Level-Economics-Real-or-Nominal-GDP-Teacher.docx
+++ b/resources/a-level-economics-real-or-nominal-gdp/A-Level-Economics-Real-or-Nominal-GDP-Teacher.docx
@@ -53,14 +53,14 @@
         <w:tblLook w:firstColumn="1" w:firstRow="1" w:lastColumn="0" w:lastRow="0" w:noHBand="0" w:noVBand="1" w:val="04A0"/>
       </w:tblPr>
       <w:tblGrid>
-        <w:gridCol w:w="3574"/>
-        <w:gridCol w:w="1261"/>
-        <w:gridCol w:w="5676"/>
+        <w:gridCol w:w="3452"/>
+        <w:gridCol w:w="1218"/>
+        <w:gridCol w:w="5482"/>
       </w:tblGrid>
       <w:tr>
         <w:tc>
           <w:tcPr>
-            <w:tcW w:type="dxa" w:w="3574"/>
+            <w:tcW w:type="dxa" w:w="3452"/>
             <w:shd w:fill="142D40"/>
             <w:tcBorders>
               <w:top w:val="single" w:sz="4" w:color="D9D9D9"/>
@@ -91,7 +91,7 @@
         </w:tc>
         <w:tc>
           <w:tcPr>
-            <w:tcW w:type="dxa" w:w="1261"/>
+            <w:tcW w:type="dxa" w:w="1218"/>
             <w:shd w:fill="142D40"/>
             <w:tcBorders>
               <w:top w:val="single" w:sz="4" w:color="D9D9D9"/>
@@ -122,7 +122,7 @@
         </w:tc>
         <w:tc>
           <w:tcPr>
-            <w:tcW w:type="dxa" w:w="5676"/>
+            <w:tcW w:type="dxa" w:w="5482"/>
             <w:shd w:fill="142D40"/>
             <w:tcBorders>
               <w:top w:val="single" w:sz="4" w:color="D9D9D9"/>
@@ -155,7 +155,7 @@
       <w:tr>
         <w:tc>
           <w:tcPr>
-            <w:tcW w:type="dxa" w:w="3574"/>
+            <w:tcW w:type="dxa" w:w="3452"/>
             <w:shd w:fill="FFFFFF"/>
             <w:tcBorders>
               <w:top w:val="single" w:sz="4" w:color="D9D9D9"/>
@@ -186,7 +186,7 @@
         </w:tc>
         <w:tc>
           <w:tcPr>
-            <w:tcW w:type="dxa" w:w="1261"/>
+            <w:tcW w:type="dxa" w:w="1218"/>
             <w:shd w:fill="FFFFFF"/>
             <w:tcBorders>
               <w:top w:val="single" w:sz="4" w:color="D9D9D9"/>
@@ -217,7 +217,7 @@
         </w:tc>
         <w:tc>
           <w:tcPr>
-            <w:tcW w:type="dxa" w:w="5676"/>
+            <w:tcW w:type="dxa" w:w="5482"/>
             <w:shd w:fill="FFFFFF"/>
             <w:tcBorders>
               <w:top w:val="single" w:sz="4" w:color="D9D9D9"/>
@@ -250,7 +250,7 @@
       <w:tr>
         <w:tc>
           <w:tcPr>
-            <w:tcW w:type="dxa" w:w="3574"/>
+            <w:tcW w:type="dxa" w:w="3452"/>
             <w:shd w:fill="F1F5F7"/>
             <w:tcBorders>
               <w:top w:val="single" w:sz="4" w:color="D9D9D9"/>
@@ -281,7 +281,7 @@
         </w:tc>
         <w:tc>
           <w:tcPr>
-            <w:tcW w:type="dxa" w:w="1261"/>
+            <w:tcW w:type="dxa" w:w="1218"/>
             <w:shd w:fill="F1F5F7"/>
             <w:tcBorders>
               <w:top w:val="single" w:sz="4" w:color="D9D9D9"/>
@@ -312,7 +312,7 @@
         </w:tc>
         <w:tc>
           <w:tcPr>
-            <w:tcW w:type="dxa" w:w="5676"/>
+            <w:tcW w:type="dxa" w:w="5482"/>
             <w:shd w:fill="F1F5F7"/>
             <w:tcBorders>
               <w:top w:val="single" w:sz="4" w:color="D9D9D9"/>
@@ -345,7 +345,7 @@
       <w:tr>
         <w:tc>
           <w:tcPr>
-            <w:tcW w:type="dxa" w:w="3574"/>
+            <w:tcW w:type="dxa" w:w="3452"/>
             <w:shd w:fill="FFFFFF"/>
             <w:tcBorders>
               <w:top w:val="single" w:sz="4" w:color="D9D9D9"/>
@@ -376,7 +376,7 @@
         </w:tc>
         <w:tc>
           <w:tcPr>
-            <w:tcW w:type="dxa" w:w="1261"/>
+            <w:tcW w:type="dxa" w:w="1218"/>
             <w:shd w:fill="FFFFFF"/>
             <w:tcBorders>
               <w:top w:val="single" w:sz="4" w:color="D9D9D9"/>
@@ -407,7 +407,7 @@
         </w:tc>
         <w:tc>
           <w:tcPr>
-            <w:tcW w:type="dxa" w:w="5676"/>
+            <w:tcW w:type="dxa" w:w="5482"/>
             <w:shd w:fill="FFFFFF"/>
             <w:tcBorders>
               <w:top w:val="single" w:sz="4" w:color="D9D9D9"/>
@@ -440,7 +440,7 @@
       <w:tr>
         <w:tc>
           <w:tcPr>
-            <w:tcW w:type="dxa" w:w="3574"/>
+            <w:tcW w:type="dxa" w:w="3452"/>
             <w:shd w:fill="F1F5F7"/>
             <w:tcBorders>
               <w:top w:val="single" w:sz="4" w:color="D9D9D9"/>
@@ -471,7 +471,7 @@
         </w:tc>
         <w:tc>
           <w:tcPr>
-            <w:tcW w:type="dxa" w:w="1261"/>
+            <w:tcW w:type="dxa" w:w="1218"/>
             <w:shd w:fill="F1F5F7"/>
             <w:tcBorders>
               <w:top w:val="single" w:sz="4" w:color="D9D9D9"/>
@@ -502,7 +502,7 @@
         </w:tc>
         <w:tc>
           <w:tcPr>
-            <w:tcW w:type="dxa" w:w="5676"/>
+            <w:tcW w:type="dxa" w:w="5482"/>
             <w:shd w:fill="F1F5F7"/>
             <w:tcBorders>
               <w:top w:val="single" w:sz="4" w:color="D9D9D9"/>
@@ -535,7 +535,7 @@
       <w:tr>
         <w:tc>
           <w:tcPr>
-            <w:tcW w:type="dxa" w:w="3574"/>
+            <w:tcW w:type="dxa" w:w="3452"/>
             <w:shd w:fill="FFFFFF"/>
             <w:tcBorders>
               <w:top w:val="single" w:sz="4" w:color="D9D9D9"/>
@@ -566,7 +566,7 @@
         </w:tc>
         <w:tc>
           <w:tcPr>
-            <w:tcW w:type="dxa" w:w="1261"/>
+            <w:tcW w:type="dxa" w:w="1218"/>
             <w:shd w:fill="FFFFFF"/>
             <w:tcBorders>
               <w:top w:val="single" w:sz="4" w:color="D9D9D9"/>
@@ -597,7 +597,7 @@
         </w:tc>
         <w:tc>
           <w:tcPr>
-            <w:tcW w:type="dxa" w:w="5676"/>
+            <w:tcW w:type="dxa" w:w="5482"/>
             <w:shd w:fill="FFFFFF"/>
             <w:tcBorders>
               <w:top w:val="single" w:sz="4" w:color="D9D9D9"/>
@@ -630,7 +630,7 @@
       <w:tr>
         <w:tc>
           <w:tcPr>
-            <w:tcW w:type="dxa" w:w="3574"/>
+            <w:tcW w:type="dxa" w:w="3452"/>
             <w:shd w:fill="F1F5F7"/>
             <w:tcBorders>
               <w:top w:val="single" w:sz="4" w:color="D9D9D9"/>
@@ -661,7 +661,7 @@
         </w:tc>
         <w:tc>
           <w:tcPr>
-            <w:tcW w:type="dxa" w:w="1261"/>
+            <w:tcW w:type="dxa" w:w="1218"/>
             <w:shd w:fill="F1F5F7"/>
             <w:tcBorders>
               <w:top w:val="single" w:sz="4" w:color="D9D9D9"/>
@@ -692,7 +692,7 @@
         </w:tc>
         <w:tc>
           <w:tcPr>
-            <w:tcW w:type="dxa" w:w="5676"/>
+            <w:tcW w:type="dxa" w:w="5482"/>
             <w:shd w:fill="F1F5F7"/>
             <w:tcBorders>
               <w:top w:val="single" w:sz="4" w:color="D9D9D9"/>
@@ -725,7 +725,7 @@
       <w:tr>
         <w:tc>
           <w:tcPr>
-            <w:tcW w:type="dxa" w:w="3574"/>
+            <w:tcW w:type="dxa" w:w="3452"/>
             <w:shd w:fill="FFFFFF"/>
             <w:tcBorders>
               <w:top w:val="single" w:sz="4" w:color="D9D9D9"/>
@@ -756,7 +756,7 @@
         </w:tc>
         <w:tc>
           <w:tcPr>
-            <w:tcW w:type="dxa" w:w="1261"/>
+            <w:tcW w:type="dxa" w:w="1218"/>
             <w:shd w:fill="FFFFFF"/>
             <w:tcBorders>
               <w:top w:val="single" w:sz="4" w:color="D9D9D9"/>
@@ -787,7 +787,7 @@
         </w:tc>
         <w:tc>
           <w:tcPr>
-            <w:tcW w:type="dxa" w:w="5676"/>
+            <w:tcW w:type="dxa" w:w="5482"/>
             <w:shd w:fill="FFFFFF"/>
             <w:tcBorders>
               <w:top w:val="single" w:sz="4" w:color="D9D9D9"/>
@@ -824,7 +824,7 @@
     </w:p>
     <w:p>
       <w:r>
-        <w:t>45-minute version: starter 4, Task 1 8, Task 2 9, Task 3 6, Tasks 4 and 5 12, exit ticket 6. Give each pair one row of the Task 2 table and share results; ask for about 60 words in Task 5. These 45 minutes are task time only: in a 45-minute period, set the exit ticket as homework. This timing has not been trialled.</w:t>
+        <w:t>45-minute version: starter 4, Task 1 8, Task 2 9, Task 3 6, Tasks 4 and 5 12, exit ticket 6. Give each pair one row of the Task 2 table and share results; ask for about 60 words in Task 5. These 45 minutes are task time only, so in a real 45-minute period, with handing out and feedback, move the exit ticket to homework. This timing has not been trialled.</w:t>
       </w:r>
     </w:p>
     <w:p>
@@ -870,16 +870,16 @@
         <w:tblLook w:firstColumn="1" w:firstRow="1" w:lastColumn="0" w:lastRow="0" w:noHBand="0" w:noVBand="1" w:val="04A0"/>
       </w:tblPr>
       <w:tblGrid>
-        <w:gridCol w:w="3889"/>
-        <w:gridCol w:w="1650"/>
-        <w:gridCol w:w="1650"/>
-        <w:gridCol w:w="1650"/>
-        <w:gridCol w:w="1650"/>
+        <w:gridCol w:w="3756"/>
+        <w:gridCol w:w="1594"/>
+        <w:gridCol w:w="1594"/>
+        <w:gridCol w:w="1594"/>
+        <w:gridCol w:w="1594"/>
       </w:tblGrid>
       <w:tr>
         <w:tc>
           <w:tcPr>
-            <w:tcW w:type="dxa" w:w="3889"/>
+            <w:tcW w:type="dxa" w:w="3756"/>
             <w:shd w:fill="142D40"/>
             <w:tcBorders>
               <w:top w:val="single" w:sz="4" w:color="D9D9D9"/>
@@ -910,7 +910,7 @@
         </w:tc>
         <w:tc>
           <w:tcPr>
-            <w:tcW w:type="dxa" w:w="1650"/>
+            <w:tcW w:type="dxa" w:w="1594"/>
             <w:shd w:fill="142D40"/>
             <w:tcBorders>
               <w:top w:val="single" w:sz="4" w:color="D9D9D9"/>
@@ -941,7 +941,7 @@
         </w:tc>
         <w:tc>
           <w:tcPr>
-            <w:tcW w:type="dxa" w:w="1650"/>
+            <w:tcW w:type="dxa" w:w="1594"/>
             <w:shd w:fill="142D40"/>
             <w:tcBorders>
               <w:top w:val="single" w:sz="4" w:color="D9D9D9"/>
@@ -972,7 +972,7 @@
         </w:tc>
         <w:tc>
           <w:tcPr>
-            <w:tcW w:type="dxa" w:w="1650"/>
+            <w:tcW w:type="dxa" w:w="1594"/>
             <w:shd w:fill="142D40"/>
             <w:tcBorders>
               <w:top w:val="single" w:sz="4" w:color="D9D9D9"/>
@@ -1003,7 +1003,7 @@
         </w:tc>
         <w:tc>
           <w:tcPr>
-            <w:tcW w:type="dxa" w:w="1650"/>
+            <w:tcW w:type="dxa" w:w="1594"/>
             <w:shd w:fill="142D40"/>
             <w:tcBorders>
               <w:top w:val="single" w:sz="4" w:color="D9D9D9"/>
@@ -1036,7 +1036,7 @@
       <w:tr>
         <w:tc>
           <w:tcPr>
-            <w:tcW w:type="dxa" w:w="3889"/>
+            <w:tcW w:type="dxa" w:w="3756"/>
             <w:shd w:fill="FFFFFF"/>
             <w:tcBorders>
               <w:top w:val="single" w:sz="4" w:color="D9D9D9"/>
@@ -1067,7 +1067,7 @@
         </w:tc>
         <w:tc>
           <w:tcPr>
-            <w:tcW w:type="dxa" w:w="1650"/>
+            <w:tcW w:type="dxa" w:w="1594"/>
             <w:shd w:fill="FFFFFF"/>
             <w:tcBorders>
               <w:top w:val="single" w:sz="4" w:color="D9D9D9"/>
@@ -1098,7 +1098,7 @@
         </w:tc>
         <w:tc>
           <w:tcPr>
-            <w:tcW w:type="dxa" w:w="1650"/>
+            <w:tcW w:type="dxa" w:w="1594"/>
             <w:shd w:fill="FFFFFF"/>
             <w:tcBorders>
               <w:top w:val="single" w:sz="4" w:color="D9D9D9"/>
@@ -1129,7 +1129,7 @@
         </w:tc>
         <w:tc>
           <w:tcPr>
-            <w:tcW w:type="dxa" w:w="1650"/>
+            <w:tcW w:type="dxa" w:w="1594"/>
             <w:shd w:fill="FFFFFF"/>
             <w:tcBorders>
               <w:top w:val="single" w:sz="4" w:color="D9D9D9"/>
@@ -1160,7 +1160,7 @@
         </w:tc>
         <w:tc>
           <w:tcPr>
-            <w:tcW w:type="dxa" w:w="1650"/>
+            <w:tcW w:type="dxa" w:w="1594"/>
             <w:shd w:fill="FFFFFF"/>
             <w:tcBorders>
               <w:top w:val="single" w:sz="4" w:color="D9D9D9"/>
@@ -1221,7 +1221,7 @@
                     <pic:cNvPicPr/>
                   </pic:nvPicPr>
                   <pic:blipFill>
-                    <a:blip r:embed="rId9"/>
+                    <a:blip r:embed="rId10"/>
                     <a:stretch>
                       <a:fillRect/>
                     </a:stretch>
@@ -1255,15 +1255,15 @@
         <w:tblLook w:firstColumn="1" w:firstRow="1" w:lastColumn="0" w:lastRow="0" w:noHBand="0" w:noVBand="1" w:val="04A0"/>
       </w:tblPr>
       <w:tblGrid>
-        <w:gridCol w:w="3889"/>
-        <w:gridCol w:w="2208"/>
-        <w:gridCol w:w="2208"/>
-        <w:gridCol w:w="2208"/>
+        <w:gridCol w:w="3756"/>
+        <w:gridCol w:w="2132"/>
+        <w:gridCol w:w="2132"/>
+        <w:gridCol w:w="2132"/>
       </w:tblGrid>
       <w:tr>
         <w:tc>
           <w:tcPr>
-            <w:tcW w:type="dxa" w:w="3889"/>
+            <w:tcW w:type="dxa" w:w="3756"/>
             <w:shd w:fill="142D40"/>
             <w:tcBorders>
               <w:top w:val="single" w:sz="4" w:color="D9D9D9"/>
@@ -1294,7 +1294,7 @@
         </w:tc>
         <w:tc>
           <w:tcPr>
-            <w:tcW w:type="dxa" w:w="2208"/>
+            <w:tcW w:type="dxa" w:w="2132"/>
             <w:shd w:fill="142D40"/>
             <w:tcBorders>
               <w:top w:val="single" w:sz="4" w:color="D9D9D9"/>
@@ -1325,7 +1325,7 @@
         </w:tc>
         <w:tc>
           <w:tcPr>
-            <w:tcW w:type="dxa" w:w="2208"/>
+            <w:tcW w:type="dxa" w:w="2132"/>
             <w:shd w:fill="142D40"/>
             <w:tcBorders>
               <w:top w:val="single" w:sz="4" w:color="D9D9D9"/>
@@ -1356,7 +1356,7 @@
         </w:tc>
         <w:tc>
           <w:tcPr>
-            <w:tcW w:type="dxa" w:w="2208"/>
+            <w:tcW w:type="dxa" w:w="2132"/>
             <w:shd w:fill="142D40"/>
             <w:tcBorders>
               <w:top w:val="single" w:sz="4" w:color="D9D9D9"/>
@@ -1389,7 +1389,7 @@
       <w:tr>
         <w:tc>
           <w:tcPr>
-            <w:tcW w:type="dxa" w:w="3889"/>
+            <w:tcW w:type="dxa" w:w="3756"/>
             <w:shd w:fill="FFFFFF"/>
             <w:tcBorders>
               <w:top w:val="single" w:sz="4" w:color="D9D9D9"/>
@@ -1420,7 +1420,7 @@
         </w:tc>
         <w:tc>
           <w:tcPr>
-            <w:tcW w:type="dxa" w:w="2208"/>
+            <w:tcW w:type="dxa" w:w="2132"/>
             <w:shd w:fill="FFFFFF"/>
             <w:tcBorders>
               <w:top w:val="single" w:sz="4" w:color="D9D9D9"/>
@@ -1451,7 +1451,7 @@
         </w:tc>
         <w:tc>
           <w:tcPr>
-            <w:tcW w:type="dxa" w:w="2208"/>
+            <w:tcW w:type="dxa" w:w="2132"/>
             <w:shd w:fill="FFFFFF"/>
             <w:tcBorders>
               <w:top w:val="single" w:sz="4" w:color="D9D9D9"/>
@@ -1482,7 +1482,7 @@
         </w:tc>
         <w:tc>
           <w:tcPr>
-            <w:tcW w:type="dxa" w:w="2208"/>
+            <w:tcW w:type="dxa" w:w="2132"/>
             <w:shd w:fill="FFFFFF"/>
             <w:tcBorders>
               <w:top w:val="single" w:sz="4" w:color="D9D9D9"/>
@@ -1515,7 +1515,7 @@
       <w:tr>
         <w:tc>
           <w:tcPr>
-            <w:tcW w:type="dxa" w:w="3889"/>
+            <w:tcW w:type="dxa" w:w="3756"/>
             <w:shd w:fill="F1F5F7"/>
             <w:tcBorders>
               <w:top w:val="single" w:sz="4" w:color="D9D9D9"/>
@@ -1546,7 +1546,7 @@
         </w:tc>
         <w:tc>
           <w:tcPr>
-            <w:tcW w:type="dxa" w:w="2208"/>
+            <w:tcW w:type="dxa" w:w="2132"/>
             <w:shd w:fill="F1F5F7"/>
             <w:tcBorders>
               <w:top w:val="single" w:sz="4" w:color="D9D9D9"/>
@@ -1577,7 +1577,7 @@
         </w:tc>
         <w:tc>
           <w:tcPr>
-            <w:tcW w:type="dxa" w:w="2208"/>
+            <w:tcW w:type="dxa" w:w="2132"/>
             <w:shd w:fill="F1F5F7"/>
             <w:tcBorders>
               <w:top w:val="single" w:sz="4" w:color="D9D9D9"/>
@@ -1608,7 +1608,7 @@
         </w:tc>
         <w:tc>
           <w:tcPr>
-            <w:tcW w:type="dxa" w:w="2208"/>
+            <w:tcW w:type="dxa" w:w="2132"/>
             <w:shd w:fill="F1F5F7"/>
             <w:tcBorders>
               <w:top w:val="single" w:sz="4" w:color="D9D9D9"/>
@@ -1641,7 +1641,7 @@
       <w:tr>
         <w:tc>
           <w:tcPr>
-            <w:tcW w:type="dxa" w:w="3889"/>
+            <w:tcW w:type="dxa" w:w="3756"/>
             <w:shd w:fill="FFFFFF"/>
             <w:tcBorders>
               <w:top w:val="single" w:sz="4" w:color="D9D9D9"/>
@@ -1672,7 +1672,7 @@
         </w:tc>
         <w:tc>
           <w:tcPr>
-            <w:tcW w:type="dxa" w:w="2208"/>
+            <w:tcW w:type="dxa" w:w="2132"/>
             <w:shd w:fill="FFFFFF"/>
             <w:tcBorders>
               <w:top w:val="single" w:sz="4" w:color="D9D9D9"/>
@@ -1703,7 +1703,7 @@
         </w:tc>
         <w:tc>
           <w:tcPr>
-            <w:tcW w:type="dxa" w:w="2208"/>
+            <w:tcW w:type="dxa" w:w="2132"/>
             <w:shd w:fill="FFFFFF"/>
             <w:tcBorders>
               <w:top w:val="single" w:sz="4" w:color="D9D9D9"/>
@@ -1734,7 +1734,7 @@
         </w:tc>
         <w:tc>
           <w:tcPr>
-            <w:tcW w:type="dxa" w:w="2208"/>
+            <w:tcW w:type="dxa" w:w="2132"/>
             <w:shd w:fill="FFFFFF"/>
             <w:tcBorders>
               <w:top w:val="single" w:sz="4" w:color="D9D9D9"/>
@@ -1810,15 +1810,15 @@
         <w:tblLook w:firstColumn="1" w:firstRow="1" w:lastColumn="0" w:lastRow="0" w:noHBand="0" w:noVBand="1" w:val="04A0"/>
       </w:tblPr>
       <w:tblGrid>
-        <w:gridCol w:w="3889"/>
-        <w:gridCol w:w="2208"/>
-        <w:gridCol w:w="2208"/>
-        <w:gridCol w:w="2208"/>
+        <w:gridCol w:w="3756"/>
+        <w:gridCol w:w="2132"/>
+        <w:gridCol w:w="2132"/>
+        <w:gridCol w:w="2132"/>
       </w:tblGrid>
       <w:tr>
         <w:tc>
           <w:tcPr>
-            <w:tcW w:type="dxa" w:w="3889"/>
+            <w:tcW w:type="dxa" w:w="3756"/>
             <w:shd w:fill="142D40"/>
             <w:tcBorders>
               <w:top w:val="single" w:sz="4" w:color="D9D9D9"/>
@@ -1849,7 +1849,7 @@
         </w:tc>
         <w:tc>
           <w:tcPr>
-            <w:tcW w:type="dxa" w:w="2208"/>
+            <w:tcW w:type="dxa" w:w="2132"/>
             <w:shd w:fill="142D40"/>
             <w:tcBorders>
               <w:top w:val="single" w:sz="4" w:color="D9D9D9"/>
@@ -1880,7 +1880,7 @@
         </w:tc>
         <w:tc>
           <w:tcPr>
-            <w:tcW w:type="dxa" w:w="2208"/>
+            <w:tcW w:type="dxa" w:w="2132"/>
             <w:shd w:fill="142D40"/>
             <w:tcBorders>
               <w:top w:val="single" w:sz="4" w:color="D9D9D9"/>
@@ -1911,7 +1911,7 @@
         </w:tc>
         <w:tc>
           <w:tcPr>
-            <w:tcW w:type="dxa" w:w="2208"/>
+            <w:tcW w:type="dxa" w:w="2132"/>
             <w:shd w:fill="142D40"/>
             <w:tcBorders>
               <w:top w:val="single" w:sz="4" w:color="D9D9D9"/>
@@ -1944,7 +1944,7 @@
       <w:tr>
         <w:tc>
           <w:tcPr>
-            <w:tcW w:type="dxa" w:w="3889"/>
+            <w:tcW w:type="dxa" w:w="3756"/>
             <w:shd w:fill="FFFFFF"/>
             <w:tcBorders>
               <w:top w:val="single" w:sz="4" w:color="D9D9D9"/>
@@ -1975,7 +1975,7 @@
         </w:tc>
         <w:tc>
           <w:tcPr>
-            <w:tcW w:type="dxa" w:w="2208"/>
+            <w:tcW w:type="dxa" w:w="2132"/>
             <w:shd w:fill="FFFFFF"/>
             <w:tcBorders>
               <w:top w:val="single" w:sz="4" w:color="D9D9D9"/>
@@ -2006,7 +2006,7 @@
         </w:tc>
         <w:tc>
           <w:tcPr>
-            <w:tcW w:type="dxa" w:w="2208"/>
+            <w:tcW w:type="dxa" w:w="2132"/>
             <w:shd w:fill="FFFFFF"/>
             <w:tcBorders>
               <w:top w:val="single" w:sz="4" w:color="D9D9D9"/>
@@ -2037,7 +2037,7 @@
         </w:tc>
         <w:tc>
           <w:tcPr>
-            <w:tcW w:type="dxa" w:w="2208"/>
+            <w:tcW w:type="dxa" w:w="2132"/>
             <w:shd w:fill="FFFFFF"/>
             <w:tcBorders>
               <w:top w:val="single" w:sz="4" w:color="D9D9D9"/>
@@ -2128,13 +2128,38 @@
       </w:r>
     </w:p>
     <w:sectPr>
-      <w:pgSz w:w="12240" w:h="15840"/>
+      <w:footerReference w:type="default" r:id="rId9"/>
+      <w:pgSz w:w="11906" w:h="16838"/>
       <w:pgMar w:top="648" w:right="864" w:bottom="835" w:left="864" w:header="720" w:footer="720" w:gutter="0"/>
       <w:cols w:space="720"/>
       <w:docGrid w:linePitch="360"/>
     </w:sectPr>
   </w:body>
 </w:document>
+</file>
+
+<file path=word/footer1.xml><?xml version="1.0" encoding="utf-8"?>
+<w:ftr xmlns:m="http://schemas.openxmlformats.org/officeDocument/2006/math" xmlns:mc="http://schemas.openxmlformats.org/markup-compatibility/2006" xmlns:mo="http://schemas.microsoft.com/office/mac/office/2008/main" xmlns:mv="urn:schemas-microsoft-com:mac:vml" xmlns:o="urn:schemas-microsoft-com:office:office" xmlns:r="http://schemas.openxmlformats.org/officeDocument/2006/relationships" xmlns:v="urn:schemas-microsoft-com:vml" xmlns:w10="urn:schemas-microsoft-com:office:word" xmlns:w14="http://schemas.microsoft.com/office/word/2010/wordml" xmlns:w="http://schemas.openxmlformats.org/wordprocessingml/2006/main" xmlns:wne="http://schemas.microsoft.com/office/word/2006/wordml" xmlns:wp14="http://schemas.microsoft.com/office/word/2010/wordprocessingDrawing" xmlns:wp="http://schemas.openxmlformats.org/drawingml/2006/wordprocessingDrawing" xmlns:wpc="http://schemas.microsoft.com/office/word/2010/wordprocessingCanvas" xmlns:wpg="http://schemas.microsoft.com/office/word/2010/wordprocessingGroup" xmlns:wpi="http://schemas.microsoft.com/office/word/2010/wordprocessingInk" xmlns:wps="http://schemas.microsoft.com/office/word/2010/wordprocessingShape" mc:Ignorable="w14 wp14">
+  <w:p>
+    <w:pPr>
+      <w:pStyle w:val="Footer"/>
+    </w:pPr>
+    <w:r>
+      <w:rPr>
+        <w:sz w:val="16"/>
+      </w:rPr>
+      <w:t xml:space="preserve">TBS-ECO-20261010-v1.2 | THE BUSINESS SCHOOL | page </w:t>
+    </w:r>
+    <w:fldSimple w:instr="PAGE">
+      <w:r>
+        <w:rPr>
+          <w:sz w:val="16"/>
+        </w:rPr>
+        <w:t>1</w:t>
+      </w:r>
+    </w:fldSimple>
+  </w:p>
+</w:ftr>
 </file>
 
 <file path=word/numbering.xml><?xml version="1.0" encoding="utf-8"?>
@@ -2564,7 +2589,7 @@
     <w:pPr>
       <w:keepNext/>
       <w:keepLines/>
-      <w:spacing w:before="480" w:after="0"/>
+      <w:spacing w:before="240" w:after="0"/>
       <w:outlineLvl w:val="0"/>
     </w:pPr>
     <w:rPr>

--- a/resources/a-level-economics-real-or-nominal-gdp/A-Level-Economics-Real-or-Nominal-GDP-Teacher.docx
+++ b/resources/a-level-economics-real-or-nominal-gdp/A-Level-Economics-Real-or-Nominal-GDP-Teacher.docx
@@ -61,13 +61,13 @@
         <w:tc>
           <w:tcPr>
             <w:tcW w:type="dxa" w:w="3452"/>
-            <w:shd w:fill="142D40"/>
             <w:tcBorders>
               <w:top w:val="single" w:sz="4" w:color="D9D9D9"/>
               <w:bottom w:val="single" w:sz="4" w:color="D9D9D9"/>
               <w:left w:val="single" w:sz="4" w:color="D9D9D9"/>
               <w:right w:val="single" w:sz="4" w:color="D9D9D9"/>
             </w:tcBorders>
+            <w:shd w:fill="142D40"/>
             <w:tcMar>
               <w:top w:w="85" w:type="dxa"/>
               <w:bottom w:w="85" w:type="dxa"/>
@@ -92,13 +92,13 @@
         <w:tc>
           <w:tcPr>
             <w:tcW w:type="dxa" w:w="1218"/>
-            <w:shd w:fill="142D40"/>
             <w:tcBorders>
               <w:top w:val="single" w:sz="4" w:color="D9D9D9"/>
               <w:bottom w:val="single" w:sz="4" w:color="D9D9D9"/>
               <w:left w:val="single" w:sz="4" w:color="D9D9D9"/>
               <w:right w:val="single" w:sz="4" w:color="D9D9D9"/>
             </w:tcBorders>
+            <w:shd w:fill="142D40"/>
             <w:tcMar>
               <w:top w:w="85" w:type="dxa"/>
               <w:bottom w:w="85" w:type="dxa"/>
@@ -123,13 +123,13 @@
         <w:tc>
           <w:tcPr>
             <w:tcW w:type="dxa" w:w="5482"/>
-            <w:shd w:fill="142D40"/>
             <w:tcBorders>
               <w:top w:val="single" w:sz="4" w:color="D9D9D9"/>
               <w:bottom w:val="single" w:sz="4" w:color="D9D9D9"/>
               <w:left w:val="single" w:sz="4" w:color="D9D9D9"/>
               <w:right w:val="single" w:sz="4" w:color="D9D9D9"/>
             </w:tcBorders>
+            <w:shd w:fill="142D40"/>
             <w:tcMar>
               <w:top w:w="85" w:type="dxa"/>
               <w:bottom w:w="85" w:type="dxa"/>
@@ -156,13 +156,13 @@
         <w:tc>
           <w:tcPr>
             <w:tcW w:type="dxa" w:w="3452"/>
-            <w:shd w:fill="FFFFFF"/>
             <w:tcBorders>
               <w:top w:val="single" w:sz="4" w:color="D9D9D9"/>
               <w:bottom w:val="single" w:sz="4" w:color="D9D9D9"/>
               <w:left w:val="single" w:sz="4" w:color="D9D9D9"/>
               <w:right w:val="single" w:sz="4" w:color="D9D9D9"/>
             </w:tcBorders>
+            <w:shd w:fill="FFFFFF"/>
             <w:tcMar>
               <w:top w:w="85" w:type="dxa"/>
               <w:bottom w:w="85" w:type="dxa"/>
@@ -187,13 +187,13 @@
         <w:tc>
           <w:tcPr>
             <w:tcW w:type="dxa" w:w="1218"/>
-            <w:shd w:fill="FFFFFF"/>
             <w:tcBorders>
               <w:top w:val="single" w:sz="4" w:color="D9D9D9"/>
               <w:bottom w:val="single" w:sz="4" w:color="D9D9D9"/>
               <w:left w:val="single" w:sz="4" w:color="D9D9D9"/>
               <w:right w:val="single" w:sz="4" w:color="D9D9D9"/>
             </w:tcBorders>
+            <w:shd w:fill="FFFFFF"/>
             <w:tcMar>
               <w:top w:w="85" w:type="dxa"/>
               <w:bottom w:w="85" w:type="dxa"/>
@@ -218,13 +218,13 @@
         <w:tc>
           <w:tcPr>
             <w:tcW w:type="dxa" w:w="5482"/>
-            <w:shd w:fill="FFFFFF"/>
             <w:tcBorders>
               <w:top w:val="single" w:sz="4" w:color="D9D9D9"/>
               <w:bottom w:val="single" w:sz="4" w:color="D9D9D9"/>
               <w:left w:val="single" w:sz="4" w:color="D9D9D9"/>
               <w:right w:val="single" w:sz="4" w:color="D9D9D9"/>
             </w:tcBorders>
+            <w:shd w:fill="FFFFFF"/>
             <w:tcMar>
               <w:top w:w="85" w:type="dxa"/>
               <w:bottom w:w="85" w:type="dxa"/>
@@ -251,13 +251,13 @@
         <w:tc>
           <w:tcPr>
             <w:tcW w:type="dxa" w:w="3452"/>
-            <w:shd w:fill="F1F5F7"/>
             <w:tcBorders>
               <w:top w:val="single" w:sz="4" w:color="D9D9D9"/>
               <w:bottom w:val="single" w:sz="4" w:color="D9D9D9"/>
               <w:left w:val="single" w:sz="4" w:color="D9D9D9"/>
               <w:right w:val="single" w:sz="4" w:color="D9D9D9"/>
             </w:tcBorders>
+            <w:shd w:fill="F1F5F7"/>
             <w:tcMar>
               <w:top w:w="85" w:type="dxa"/>
               <w:bottom w:w="85" w:type="dxa"/>
@@ -282,13 +282,13 @@
         <w:tc>
           <w:tcPr>
             <w:tcW w:type="dxa" w:w="1218"/>
-            <w:shd w:fill="F1F5F7"/>
             <w:tcBorders>
               <w:top w:val="single" w:sz="4" w:color="D9D9D9"/>
               <w:bottom w:val="single" w:sz="4" w:color="D9D9D9"/>
               <w:left w:val="single" w:sz="4" w:color="D9D9D9"/>
               <w:right w:val="single" w:sz="4" w:color="D9D9D9"/>
             </w:tcBorders>
+            <w:shd w:fill="F1F5F7"/>
             <w:tcMar>
               <w:top w:w="85" w:type="dxa"/>
               <w:bottom w:w="85" w:type="dxa"/>
@@ -313,13 +313,13 @@
         <w:tc>
           <w:tcPr>
             <w:tcW w:type="dxa" w:w="5482"/>
-            <w:shd w:fill="F1F5F7"/>
             <w:tcBorders>
               <w:top w:val="single" w:sz="4" w:color="D9D9D9"/>
               <w:bottom w:val="single" w:sz="4" w:color="D9D9D9"/>
               <w:left w:val="single" w:sz="4" w:color="D9D9D9"/>
               <w:right w:val="single" w:sz="4" w:color="D9D9D9"/>
             </w:tcBorders>
+            <w:shd w:fill="F1F5F7"/>
             <w:tcMar>
               <w:top w:w="85" w:type="dxa"/>
               <w:bottom w:w="85" w:type="dxa"/>
@@ -346,13 +346,13 @@
         <w:tc>
           <w:tcPr>
             <w:tcW w:type="dxa" w:w="3452"/>
-            <w:shd w:fill="FFFFFF"/>
             <w:tcBorders>
               <w:top w:val="single" w:sz="4" w:color="D9D9D9"/>
               <w:bottom w:val="single" w:sz="4" w:color="D9D9D9"/>
               <w:left w:val="single" w:sz="4" w:color="D9D9D9"/>
               <w:right w:val="single" w:sz="4" w:color="D9D9D9"/>
             </w:tcBorders>
+            <w:shd w:fill="FFFFFF"/>
             <w:tcMar>
               <w:top w:w="85" w:type="dxa"/>
               <w:bottom w:w="85" w:type="dxa"/>
@@ -377,13 +377,13 @@
         <w:tc>
           <w:tcPr>
             <w:tcW w:type="dxa" w:w="1218"/>
-            <w:shd w:fill="FFFFFF"/>
             <w:tcBorders>
               <w:top w:val="single" w:sz="4" w:color="D9D9D9"/>
               <w:bottom w:val="single" w:sz="4" w:color="D9D9D9"/>
               <w:left w:val="single" w:sz="4" w:color="D9D9D9"/>
               <w:right w:val="single" w:sz="4" w:color="D9D9D9"/>
             </w:tcBorders>
+            <w:shd w:fill="FFFFFF"/>
             <w:tcMar>
               <w:top w:w="85" w:type="dxa"/>
               <w:bottom w:w="85" w:type="dxa"/>
@@ -408,13 +408,13 @@
         <w:tc>
           <w:tcPr>
             <w:tcW w:type="dxa" w:w="5482"/>
-            <w:shd w:fill="FFFFFF"/>
             <w:tcBorders>
               <w:top w:val="single" w:sz="4" w:color="D9D9D9"/>
               <w:bottom w:val="single" w:sz="4" w:color="D9D9D9"/>
               <w:left w:val="single" w:sz="4" w:color="D9D9D9"/>
               <w:right w:val="single" w:sz="4" w:color="D9D9D9"/>
             </w:tcBorders>
+            <w:shd w:fill="FFFFFF"/>
             <w:tcMar>
               <w:top w:w="85" w:type="dxa"/>
               <w:bottom w:w="85" w:type="dxa"/>
@@ -441,13 +441,13 @@
         <w:tc>
           <w:tcPr>
             <w:tcW w:type="dxa" w:w="3452"/>
-            <w:shd w:fill="F1F5F7"/>
             <w:tcBorders>
               <w:top w:val="single" w:sz="4" w:color="D9D9D9"/>
               <w:bottom w:val="single" w:sz="4" w:color="D9D9D9"/>
               <w:left w:val="single" w:sz="4" w:color="D9D9D9"/>
               <w:right w:val="single" w:sz="4" w:color="D9D9D9"/>
             </w:tcBorders>
+            <w:shd w:fill="F1F5F7"/>
             <w:tcMar>
               <w:top w:w="85" w:type="dxa"/>
               <w:bottom w:w="85" w:type="dxa"/>
@@ -472,13 +472,13 @@
         <w:tc>
           <w:tcPr>
             <w:tcW w:type="dxa" w:w="1218"/>
-            <w:shd w:fill="F1F5F7"/>
             <w:tcBorders>
               <w:top w:val="single" w:sz="4" w:color="D9D9D9"/>
               <w:bottom w:val="single" w:sz="4" w:color="D9D9D9"/>
               <w:left w:val="single" w:sz="4" w:color="D9D9D9"/>
               <w:right w:val="single" w:sz="4" w:color="D9D9D9"/>
             </w:tcBorders>
+            <w:shd w:fill="F1F5F7"/>
             <w:tcMar>
               <w:top w:w="85" w:type="dxa"/>
               <w:bottom w:w="85" w:type="dxa"/>
@@ -503,13 +503,13 @@
         <w:tc>
           <w:tcPr>
             <w:tcW w:type="dxa" w:w="5482"/>
-            <w:shd w:fill="F1F5F7"/>
             <w:tcBorders>
               <w:top w:val="single" w:sz="4" w:color="D9D9D9"/>
               <w:bottom w:val="single" w:sz="4" w:color="D9D9D9"/>
               <w:left w:val="single" w:sz="4" w:color="D9D9D9"/>
               <w:right w:val="single" w:sz="4" w:color="D9D9D9"/>
             </w:tcBorders>
+            <w:shd w:fill="F1F5F7"/>
             <w:tcMar>
               <w:top w:w="85" w:type="dxa"/>
               <w:bottom w:w="85" w:type="dxa"/>
@@ -536,13 +536,13 @@
         <w:tc>
           <w:tcPr>
             <w:tcW w:type="dxa" w:w="3452"/>
-            <w:shd w:fill="FFFFFF"/>
             <w:tcBorders>
               <w:top w:val="single" w:sz="4" w:color="D9D9D9"/>
               <w:bottom w:val="single" w:sz="4" w:color="D9D9D9"/>
               <w:left w:val="single" w:sz="4" w:color="D9D9D9"/>
               <w:right w:val="single" w:sz="4" w:color="D9D9D9"/>
             </w:tcBorders>
+            <w:shd w:fill="FFFFFF"/>
             <w:tcMar>
               <w:top w:w="85" w:type="dxa"/>
               <w:bottom w:w="85" w:type="dxa"/>
@@ -567,13 +567,13 @@
         <w:tc>
           <w:tcPr>
             <w:tcW w:type="dxa" w:w="1218"/>
-            <w:shd w:fill="FFFFFF"/>
             <w:tcBorders>
               <w:top w:val="single" w:sz="4" w:color="D9D9D9"/>
               <w:bottom w:val="single" w:sz="4" w:color="D9D9D9"/>
               <w:left w:val="single" w:sz="4" w:color="D9D9D9"/>
               <w:right w:val="single" w:sz="4" w:color="D9D9D9"/>
             </w:tcBorders>
+            <w:shd w:fill="FFFFFF"/>
             <w:tcMar>
               <w:top w:w="85" w:type="dxa"/>
               <w:bottom w:w="85" w:type="dxa"/>
@@ -598,13 +598,13 @@
         <w:tc>
           <w:tcPr>
             <w:tcW w:type="dxa" w:w="5482"/>
-            <w:shd w:fill="FFFFFF"/>
             <w:tcBorders>
               <w:top w:val="single" w:sz="4" w:color="D9D9D9"/>
               <w:bottom w:val="single" w:sz="4" w:color="D9D9D9"/>
               <w:left w:val="single" w:sz="4" w:color="D9D9D9"/>
               <w:right w:val="single" w:sz="4" w:color="D9D9D9"/>
             </w:tcBorders>
+            <w:shd w:fill="FFFFFF"/>
             <w:tcMar>
               <w:top w:w="85" w:type="dxa"/>
               <w:bottom w:w="85" w:type="dxa"/>
@@ -631,13 +631,13 @@
         <w:tc>
           <w:tcPr>
             <w:tcW w:type="dxa" w:w="3452"/>
-            <w:shd w:fill="F1F5F7"/>
             <w:tcBorders>
               <w:top w:val="single" w:sz="4" w:color="D9D9D9"/>
               <w:bottom w:val="single" w:sz="4" w:color="D9D9D9"/>
               <w:left w:val="single" w:sz="4" w:color="D9D9D9"/>
               <w:right w:val="single" w:sz="4" w:color="D9D9D9"/>
             </w:tcBorders>
+            <w:shd w:fill="F1F5F7"/>
             <w:tcMar>
               <w:top w:w="85" w:type="dxa"/>
               <w:bottom w:w="85" w:type="dxa"/>
@@ -662,13 +662,13 @@
         <w:tc>
           <w:tcPr>
             <w:tcW w:type="dxa" w:w="1218"/>
-            <w:shd w:fill="F1F5F7"/>
             <w:tcBorders>
               <w:top w:val="single" w:sz="4" w:color="D9D9D9"/>
               <w:bottom w:val="single" w:sz="4" w:color="D9D9D9"/>
               <w:left w:val="single" w:sz="4" w:color="D9D9D9"/>
               <w:right w:val="single" w:sz="4" w:color="D9D9D9"/>
             </w:tcBorders>
+            <w:shd w:fill="F1F5F7"/>
             <w:tcMar>
               <w:top w:w="85" w:type="dxa"/>
               <w:bottom w:w="85" w:type="dxa"/>
@@ -693,13 +693,13 @@
         <w:tc>
           <w:tcPr>
             <w:tcW w:type="dxa" w:w="5482"/>
-            <w:shd w:fill="F1F5F7"/>
             <w:tcBorders>
               <w:top w:val="single" w:sz="4" w:color="D9D9D9"/>
               <w:bottom w:val="single" w:sz="4" w:color="D9D9D9"/>
               <w:left w:val="single" w:sz="4" w:color="D9D9D9"/>
               <w:right w:val="single" w:sz="4" w:color="D9D9D9"/>
             </w:tcBorders>
+            <w:shd w:fill="F1F5F7"/>
             <w:tcMar>
               <w:top w:w="85" w:type="dxa"/>
               <w:bottom w:w="85" w:type="dxa"/>
@@ -726,13 +726,13 @@
         <w:tc>
           <w:tcPr>
             <w:tcW w:type="dxa" w:w="3452"/>
-            <w:shd w:fill="FFFFFF"/>
             <w:tcBorders>
               <w:top w:val="single" w:sz="4" w:color="D9D9D9"/>
               <w:bottom w:val="single" w:sz="4" w:color="D9D9D9"/>
               <w:left w:val="single" w:sz="4" w:color="D9D9D9"/>
               <w:right w:val="single" w:sz="4" w:color="D9D9D9"/>
             </w:tcBorders>
+            <w:shd w:fill="FFFFFF"/>
             <w:tcMar>
               <w:top w:w="85" w:type="dxa"/>
               <w:bottom w:w="85" w:type="dxa"/>
@@ -757,13 +757,13 @@
         <w:tc>
           <w:tcPr>
             <w:tcW w:type="dxa" w:w="1218"/>
-            <w:shd w:fill="FFFFFF"/>
             <w:tcBorders>
               <w:top w:val="single" w:sz="4" w:color="D9D9D9"/>
               <w:bottom w:val="single" w:sz="4" w:color="D9D9D9"/>
               <w:left w:val="single" w:sz="4" w:color="D9D9D9"/>
               <w:right w:val="single" w:sz="4" w:color="D9D9D9"/>
             </w:tcBorders>
+            <w:shd w:fill="FFFFFF"/>
             <w:tcMar>
               <w:top w:w="85" w:type="dxa"/>
               <w:bottom w:w="85" w:type="dxa"/>
@@ -788,13 +788,13 @@
         <w:tc>
           <w:tcPr>
             <w:tcW w:type="dxa" w:w="5482"/>
-            <w:shd w:fill="FFFFFF"/>
             <w:tcBorders>
               <w:top w:val="single" w:sz="4" w:color="D9D9D9"/>
               <w:bottom w:val="single" w:sz="4" w:color="D9D9D9"/>
               <w:left w:val="single" w:sz="4" w:color="D9D9D9"/>
               <w:right w:val="single" w:sz="4" w:color="D9D9D9"/>
             </w:tcBorders>
+            <w:shd w:fill="FFFFFF"/>
             <w:tcMar>
               <w:top w:w="85" w:type="dxa"/>
               <w:bottom w:w="85" w:type="dxa"/>
@@ -880,13 +880,13 @@
         <w:tc>
           <w:tcPr>
             <w:tcW w:type="dxa" w:w="3756"/>
-            <w:shd w:fill="142D40"/>
             <w:tcBorders>
               <w:top w:val="single" w:sz="4" w:color="D9D9D9"/>
               <w:bottom w:val="single" w:sz="4" w:color="D9D9D9"/>
               <w:left w:val="single" w:sz="4" w:color="D9D9D9"/>
               <w:right w:val="single" w:sz="4" w:color="D9D9D9"/>
             </w:tcBorders>
+            <w:shd w:fill="142D40"/>
             <w:tcMar>
               <w:top w:w="85" w:type="dxa"/>
               <w:bottom w:w="85" w:type="dxa"/>
@@ -911,13 +911,13 @@
         <w:tc>
           <w:tcPr>
             <w:tcW w:type="dxa" w:w="1594"/>
-            <w:shd w:fill="142D40"/>
             <w:tcBorders>
               <w:top w:val="single" w:sz="4" w:color="D9D9D9"/>
               <w:bottom w:val="single" w:sz="4" w:color="D9D9D9"/>
               <w:left w:val="single" w:sz="4" w:color="D9D9D9"/>
               <w:right w:val="single" w:sz="4" w:color="D9D9D9"/>
             </w:tcBorders>
+            <w:shd w:fill="142D40"/>
             <w:tcMar>
               <w:top w:w="85" w:type="dxa"/>
               <w:bottom w:w="85" w:type="dxa"/>
@@ -942,13 +942,13 @@
         <w:tc>
           <w:tcPr>
             <w:tcW w:type="dxa" w:w="1594"/>
-            <w:shd w:fill="142D40"/>
             <w:tcBorders>
               <w:top w:val="single" w:sz="4" w:color="D9D9D9"/>
               <w:bottom w:val="single" w:sz="4" w:color="D9D9D9"/>
               <w:left w:val="single" w:sz="4" w:color="D9D9D9"/>
               <w:right w:val="single" w:sz="4" w:color="D9D9D9"/>
             </w:tcBorders>
+            <w:shd w:fill="142D40"/>
             <w:tcMar>
               <w:top w:w="85" w:type="dxa"/>
               <w:bottom w:w="85" w:type="dxa"/>
@@ -973,13 +973,13 @@
         <w:tc>
           <w:tcPr>
             <w:tcW w:type="dxa" w:w="1594"/>
-            <w:shd w:fill="142D40"/>
             <w:tcBorders>
               <w:top w:val="single" w:sz="4" w:color="D9D9D9"/>
               <w:bottom w:val="single" w:sz="4" w:color="D9D9D9"/>
               <w:left w:val="single" w:sz="4" w:color="D9D9D9"/>
               <w:right w:val="single" w:sz="4" w:color="D9D9D9"/>
             </w:tcBorders>
+            <w:shd w:fill="142D40"/>
             <w:tcMar>
               <w:top w:w="85" w:type="dxa"/>
               <w:bottom w:w="85" w:type="dxa"/>
@@ -1004,13 +1004,13 @@
         <w:tc>
           <w:tcPr>
             <w:tcW w:type="dxa" w:w="1594"/>
-            <w:shd w:fill="142D40"/>
             <w:tcBorders>
               <w:top w:val="single" w:sz="4" w:color="D9D9D9"/>
               <w:bottom w:val="single" w:sz="4" w:color="D9D9D9"/>
               <w:left w:val="single" w:sz="4" w:color="D9D9D9"/>
               <w:right w:val="single" w:sz="4" w:color="D9D9D9"/>
             </w:tcBorders>
+            <w:shd w:fill="142D40"/>
             <w:tcMar>
               <w:top w:w="85" w:type="dxa"/>
               <w:bottom w:w="85" w:type="dxa"/>
@@ -1037,13 +1037,13 @@
         <w:tc>
           <w:tcPr>
             <w:tcW w:type="dxa" w:w="3756"/>
-            <w:shd w:fill="FFFFFF"/>
             <w:tcBorders>
               <w:top w:val="single" w:sz="4" w:color="D9D9D9"/>
               <w:bottom w:val="single" w:sz="4" w:color="D9D9D9"/>
               <w:left w:val="single" w:sz="4" w:color="D9D9D9"/>
               <w:right w:val="single" w:sz="4" w:color="D9D9D9"/>
             </w:tcBorders>
+            <w:shd w:fill="FFFFFF"/>
             <w:tcMar>
               <w:top w:w="85" w:type="dxa"/>
               <w:bottom w:w="85" w:type="dxa"/>
@@ -1068,13 +1068,13 @@
         <w:tc>
           <w:tcPr>
             <w:tcW w:type="dxa" w:w="1594"/>
-            <w:shd w:fill="FFFFFF"/>
             <w:tcBorders>
               <w:top w:val="single" w:sz="4" w:color="D9D9D9"/>
               <w:bottom w:val="single" w:sz="4" w:color="D9D9D9"/>
               <w:left w:val="single" w:sz="4" w:color="D9D9D9"/>
               <w:right w:val="single" w:sz="4" w:color="D9D9D9"/>
             </w:tcBorders>
+            <w:shd w:fill="FFFFFF"/>
             <w:tcMar>
               <w:top w:w="85" w:type="dxa"/>
               <w:bottom w:w="85" w:type="dxa"/>
@@ -1099,13 +1099,13 @@
         <w:tc>
           <w:tcPr>
             <w:tcW w:type="dxa" w:w="1594"/>
-            <w:shd w:fill="FFFFFF"/>
             <w:tcBorders>
               <w:top w:val="single" w:sz="4" w:color="D9D9D9"/>
               <w:bottom w:val="single" w:sz="4" w:color="D9D9D9"/>
               <w:left w:val="single" w:sz="4" w:color="D9D9D9"/>
               <w:right w:val="single" w:sz="4" w:color="D9D9D9"/>
             </w:tcBorders>
+            <w:shd w:fill="FFFFFF"/>
             <w:tcMar>
               <w:top w:w="85" w:type="dxa"/>
               <w:bottom w:w="85" w:type="dxa"/>
@@ -1130,13 +1130,13 @@
         <w:tc>
           <w:tcPr>
             <w:tcW w:type="dxa" w:w="1594"/>
-            <w:shd w:fill="FFFFFF"/>
             <w:tcBorders>
               <w:top w:val="single" w:sz="4" w:color="D9D9D9"/>
               <w:bottom w:val="single" w:sz="4" w:color="D9D9D9"/>
               <w:left w:val="single" w:sz="4" w:color="D9D9D9"/>
               <w:right w:val="single" w:sz="4" w:color="D9D9D9"/>
             </w:tcBorders>
+            <w:shd w:fill="FFFFFF"/>
             <w:tcMar>
               <w:top w:w="85" w:type="dxa"/>
               <w:bottom w:w="85" w:type="dxa"/>
@@ -1161,13 +1161,13 @@
         <w:tc>
           <w:tcPr>
             <w:tcW w:type="dxa" w:w="1594"/>
-            <w:shd w:fill="FFFFFF"/>
             <w:tcBorders>
               <w:top w:val="single" w:sz="4" w:color="D9D9D9"/>
               <w:bottom w:val="single" w:sz="4" w:color="D9D9D9"/>
               <w:left w:val="single" w:sz="4" w:color="D9D9D9"/>
               <w:right w:val="single" w:sz="4" w:color="D9D9D9"/>
             </w:tcBorders>
+            <w:shd w:fill="FFFFFF"/>
             <w:tcMar>
               <w:top w:w="85" w:type="dxa"/>
               <w:bottom w:w="85" w:type="dxa"/>
@@ -1264,13 +1264,13 @@
         <w:tc>
           <w:tcPr>
             <w:tcW w:type="dxa" w:w="3756"/>
-            <w:shd w:fill="142D40"/>
             <w:tcBorders>
               <w:top w:val="single" w:sz="4" w:color="D9D9D9"/>
               <w:bottom w:val="single" w:sz="4" w:color="D9D9D9"/>
               <w:left w:val="single" w:sz="4" w:color="D9D9D9"/>
               <w:right w:val="single" w:sz="4" w:color="D9D9D9"/>
             </w:tcBorders>
+            <w:shd w:fill="142D40"/>
             <w:tcMar>
               <w:top w:w="85" w:type="dxa"/>
               <w:bottom w:w="85" w:type="dxa"/>
@@ -1295,13 +1295,13 @@
         <w:tc>
           <w:tcPr>
             <w:tcW w:type="dxa" w:w="2132"/>
-            <w:shd w:fill="142D40"/>
             <w:tcBorders>
               <w:top w:val="single" w:sz="4" w:color="D9D9D9"/>
               <w:bottom w:val="single" w:sz="4" w:color="D9D9D9"/>
               <w:left w:val="single" w:sz="4" w:color="D9D9D9"/>
               <w:right w:val="single" w:sz="4" w:color="D9D9D9"/>
             </w:tcBorders>
+            <w:shd w:fill="142D40"/>
             <w:tcMar>
               <w:top w:w="85" w:type="dxa"/>
               <w:bottom w:w="85" w:type="dxa"/>
@@ -1326,13 +1326,13 @@
         <w:tc>
           <w:tcPr>
             <w:tcW w:type="dxa" w:w="2132"/>
-            <w:shd w:fill="142D40"/>
             <w:tcBorders>
               <w:top w:val="single" w:sz="4" w:color="D9D9D9"/>
               <w:bottom w:val="single" w:sz="4" w:color="D9D9D9"/>
               <w:left w:val="single" w:sz="4" w:color="D9D9D9"/>
               <w:right w:val="single" w:sz="4" w:color="D9D9D9"/>
             </w:tcBorders>
+            <w:shd w:fill="142D40"/>
             <w:tcMar>
               <w:top w:w="85" w:type="dxa"/>
               <w:bottom w:w="85" w:type="dxa"/>
@@ -1357,13 +1357,13 @@
         <w:tc>
           <w:tcPr>
             <w:tcW w:type="dxa" w:w="2132"/>
-            <w:shd w:fill="142D40"/>
             <w:tcBorders>
               <w:top w:val="single" w:sz="4" w:color="D9D9D9"/>
               <w:bottom w:val="single" w:sz="4" w:color="D9D9D9"/>
               <w:left w:val="single" w:sz="4" w:color="D9D9D9"/>
               <w:right w:val="single" w:sz="4" w:color="D9D9D9"/>
             </w:tcBorders>
+            <w:shd w:fill="142D40"/>
             <w:tcMar>
               <w:top w:w="85" w:type="dxa"/>
               <w:bottom w:w="85" w:type="dxa"/>
@@ -1390,13 +1390,13 @@
         <w:tc>
           <w:tcPr>
             <w:tcW w:type="dxa" w:w="3756"/>
-            <w:shd w:fill="FFFFFF"/>
             <w:tcBorders>
               <w:top w:val="single" w:sz="4" w:color="D9D9D9"/>
               <w:bottom w:val="single" w:sz="4" w:color="D9D9D9"/>
               <w:left w:val="single" w:sz="4" w:color="D9D9D9"/>
               <w:right w:val="single" w:sz="4" w:color="D9D9D9"/>
             </w:tcBorders>
+            <w:shd w:fill="FFFFFF"/>
             <w:tcMar>
               <w:top w:w="85" w:type="dxa"/>
               <w:bottom w:w="85" w:type="dxa"/>
@@ -1421,13 +1421,13 @@
         <w:tc>
           <w:tcPr>
             <w:tcW w:type="dxa" w:w="2132"/>
-            <w:shd w:fill="FFFFFF"/>
             <w:tcBorders>
               <w:top w:val="single" w:sz="4" w:color="D9D9D9"/>
               <w:bottom w:val="single" w:sz="4" w:color="D9D9D9"/>
               <w:left w:val="single" w:sz="4" w:color="D9D9D9"/>
               <w:right w:val="single" w:sz="4" w:color="D9D9D9"/>
             </w:tcBorders>
+            <w:shd w:fill="FFFFFF"/>
             <w:tcMar>
               <w:top w:w="85" w:type="dxa"/>
               <w:bottom w:w="85" w:type="dxa"/>
@@ -1452,13 +1452,13 @@
         <w:tc>
           <w:tcPr>
             <w:tcW w:type="dxa" w:w="2132"/>
-            <w:shd w:fill="FFFFFF"/>
             <w:tcBorders>
               <w:top w:val="single" w:sz="4" w:color="D9D9D9"/>
               <w:bottom w:val="single" w:sz="4" w:color="D9D9D9"/>
               <w:left w:val="single" w:sz="4" w:color="D9D9D9"/>
               <w:right w:val="single" w:sz="4" w:color="D9D9D9"/>
             </w:tcBorders>
+            <w:shd w:fill="FFFFFF"/>
             <w:tcMar>
               <w:top w:w="85" w:type="dxa"/>
               <w:bottom w:w="85" w:type="dxa"/>
@@ -1483,13 +1483,13 @@
         <w:tc>
           <w:tcPr>
             <w:tcW w:type="dxa" w:w="2132"/>
-            <w:shd w:fill="FFFFFF"/>
             <w:tcBorders>
               <w:top w:val="single" w:sz="4" w:color="D9D9D9"/>
               <w:bottom w:val="single" w:sz="4" w:color="D9D9D9"/>
               <w:left w:val="single" w:sz="4" w:color="D9D9D9"/>
               <w:right w:val="single" w:sz="4" w:color="D9D9D9"/>
             </w:tcBorders>
+            <w:shd w:fill="FFFFFF"/>
             <w:tcMar>
               <w:top w:w="85" w:type="dxa"/>
               <w:bottom w:w="85" w:type="dxa"/>
@@ -1516,13 +1516,13 @@
         <w:tc>
           <w:tcPr>
             <w:tcW w:type="dxa" w:w="3756"/>
-            <w:shd w:fill="F1F5F7"/>
             <w:tcBorders>
               <w:top w:val="single" w:sz="4" w:color="D9D9D9"/>
               <w:bottom w:val="single" w:sz="4" w:color="D9D9D9"/>
               <w:left w:val="single" w:sz="4" w:color="D9D9D9"/>
               <w:right w:val="single" w:sz="4" w:color="D9D9D9"/>
             </w:tcBorders>
+            <w:shd w:fill="F1F5F7"/>
             <w:tcMar>
               <w:top w:w="85" w:type="dxa"/>
               <w:bottom w:w="85" w:type="dxa"/>
@@ -1547,13 +1547,13 @@
         <w:tc>
           <w:tcPr>
             <w:tcW w:type="dxa" w:w="2132"/>
-            <w:shd w:fill="F1F5F7"/>
             <w:tcBorders>
               <w:top w:val="single" w:sz="4" w:color="D9D9D9"/>
               <w:bottom w:val="single" w:sz="4" w:color="D9D9D9"/>
               <w:left w:val="single" w:sz="4" w:color="D9D9D9"/>
               <w:right w:val="single" w:sz="4" w:color="D9D9D9"/>
             </w:tcBorders>
+            <w:shd w:fill="F1F5F7"/>
             <w:tcMar>
               <w:top w:w="85" w:type="dxa"/>
               <w:bottom w:w="85" w:type="dxa"/>
@@ -1578,13 +1578,13 @@
         <w:tc>
           <w:tcPr>
             <w:tcW w:type="dxa" w:w="2132"/>
-            <w:shd w:fill="F1F5F7"/>
             <w:tcBorders>
               <w:top w:val="single" w:sz="4" w:color="D9D9D9"/>
               <w:bottom w:val="single" w:sz="4" w:color="D9D9D9"/>
               <w:left w:val="single" w:sz="4" w:color="D9D9D9"/>
               <w:right w:val="single" w:sz="4" w:color="D9D9D9"/>
             </w:tcBorders>
+            <w:shd w:fill="F1F5F7"/>
             <w:tcMar>
               <w:top w:w="85" w:type="dxa"/>
               <w:bottom w:w="85" w:type="dxa"/>
@@ -1609,13 +1609,13 @@
         <w:tc>
           <w:tcPr>
             <w:tcW w:type="dxa" w:w="2132"/>
-            <w:shd w:fill="F1F5F7"/>
             <w:tcBorders>
               <w:top w:val="single" w:sz="4" w:color="D9D9D9"/>
               <w:bottom w:val="single" w:sz="4" w:color="D9D9D9"/>
               <w:left w:val="single" w:sz="4" w:color="D9D9D9"/>
               <w:right w:val="single" w:sz="4" w:color="D9D9D9"/>
             </w:tcBorders>
+            <w:shd w:fill="F1F5F7"/>
             <w:tcMar>
               <w:top w:w="85" w:type="dxa"/>
               <w:bottom w:w="85" w:type="dxa"/>
@@ -1642,13 +1642,13 @@
         <w:tc>
           <w:tcPr>
             <w:tcW w:type="dxa" w:w="3756"/>
-            <w:shd w:fill="FFFFFF"/>
             <w:tcBorders>
               <w:top w:val="single" w:sz="4" w:color="D9D9D9"/>
               <w:bottom w:val="single" w:sz="4" w:color="D9D9D9"/>
               <w:left w:val="single" w:sz="4" w:color="D9D9D9"/>
               <w:right w:val="single" w:sz="4" w:color="D9D9D9"/>
             </w:tcBorders>
+            <w:shd w:fill="FFFFFF"/>
             <w:tcMar>
               <w:top w:w="85" w:type="dxa"/>
               <w:bottom w:w="85" w:type="dxa"/>
@@ -1673,13 +1673,13 @@
         <w:tc>
           <w:tcPr>
             <w:tcW w:type="dxa" w:w="2132"/>
-            <w:shd w:fill="FFFFFF"/>
             <w:tcBorders>
               <w:top w:val="single" w:sz="4" w:color="D9D9D9"/>
               <w:bottom w:val="single" w:sz="4" w:color="D9D9D9"/>
               <w:left w:val="single" w:sz="4" w:color="D9D9D9"/>
               <w:right w:val="single" w:sz="4" w:color="D9D9D9"/>
             </w:tcBorders>
+            <w:shd w:fill="FFFFFF"/>
             <w:tcMar>
               <w:top w:w="85" w:type="dxa"/>
               <w:bottom w:w="85" w:type="dxa"/>
@@ -1704,13 +1704,13 @@
         <w:tc>
           <w:tcPr>
             <w:tcW w:type="dxa" w:w="2132"/>
-            <w:shd w:fill="FFFFFF"/>
             <w:tcBorders>
               <w:top w:val="single" w:sz="4" w:color="D9D9D9"/>
               <w:bottom w:val="single" w:sz="4" w:color="D9D9D9"/>
               <w:left w:val="single" w:sz="4" w:color="D9D9D9"/>
               <w:right w:val="single" w:sz="4" w:color="D9D9D9"/>
             </w:tcBorders>
+            <w:shd w:fill="FFFFFF"/>
             <w:tcMar>
               <w:top w:w="85" w:type="dxa"/>
               <w:bottom w:w="85" w:type="dxa"/>
@@ -1735,13 +1735,13 @@
         <w:tc>
           <w:tcPr>
             <w:tcW w:type="dxa" w:w="2132"/>
-            <w:shd w:fill="FFFFFF"/>
             <w:tcBorders>
               <w:top w:val="single" w:sz="4" w:color="D9D9D9"/>
               <w:bottom w:val="single" w:sz="4" w:color="D9D9D9"/>
               <w:left w:val="single" w:sz="4" w:color="D9D9D9"/>
               <w:right w:val="single" w:sz="4" w:color="D9D9D9"/>
             </w:tcBorders>
+            <w:shd w:fill="FFFFFF"/>
             <w:tcMar>
               <w:top w:w="85" w:type="dxa"/>
               <w:bottom w:w="85" w:type="dxa"/>
@@ -1819,13 +1819,13 @@
         <w:tc>
           <w:tcPr>
             <w:tcW w:type="dxa" w:w="3756"/>
-            <w:shd w:fill="142D40"/>
             <w:tcBorders>
               <w:top w:val="single" w:sz="4" w:color="D9D9D9"/>
               <w:bottom w:val="single" w:sz="4" w:color="D9D9D9"/>
               <w:left w:val="single" w:sz="4" w:color="D9D9D9"/>
               <w:right w:val="single" w:sz="4" w:color="D9D9D9"/>
             </w:tcBorders>
+            <w:shd w:fill="142D40"/>
             <w:tcMar>
               <w:top w:w="85" w:type="dxa"/>
               <w:bottom w:w="85" w:type="dxa"/>
@@ -1850,13 +1850,13 @@
         <w:tc>
           <w:tcPr>
             <w:tcW w:type="dxa" w:w="2132"/>
-            <w:shd w:fill="142D40"/>
             <w:tcBorders>
               <w:top w:val="single" w:sz="4" w:color="D9D9D9"/>
               <w:bottom w:val="single" w:sz="4" w:color="D9D9D9"/>
               <w:left w:val="single" w:sz="4" w:color="D9D9D9"/>
               <w:right w:val="single" w:sz="4" w:color="D9D9D9"/>
             </w:tcBorders>
+            <w:shd w:fill="142D40"/>
             <w:tcMar>
               <w:top w:w="85" w:type="dxa"/>
               <w:bottom w:w="85" w:type="dxa"/>
@@ -1881,13 +1881,13 @@
         <w:tc>
           <w:tcPr>
             <w:tcW w:type="dxa" w:w="2132"/>
-            <w:shd w:fill="142D40"/>
             <w:tcBorders>
               <w:top w:val="single" w:sz="4" w:color="D9D9D9"/>
               <w:bottom w:val="single" w:sz="4" w:color="D9D9D9"/>
               <w:left w:val="single" w:sz="4" w:color="D9D9D9"/>
               <w:right w:val="single" w:sz="4" w:color="D9D9D9"/>
             </w:tcBorders>
+            <w:shd w:fill="142D40"/>
             <w:tcMar>
               <w:top w:w="85" w:type="dxa"/>
               <w:bottom w:w="85" w:type="dxa"/>
@@ -1912,13 +1912,13 @@
         <w:tc>
           <w:tcPr>
             <w:tcW w:type="dxa" w:w="2132"/>
-            <w:shd w:fill="142D40"/>
             <w:tcBorders>
               <w:top w:val="single" w:sz="4" w:color="D9D9D9"/>
               <w:bottom w:val="single" w:sz="4" w:color="D9D9D9"/>
               <w:left w:val="single" w:sz="4" w:color="D9D9D9"/>
               <w:right w:val="single" w:sz="4" w:color="D9D9D9"/>
             </w:tcBorders>
+            <w:shd w:fill="142D40"/>
             <w:tcMar>
               <w:top w:w="85" w:type="dxa"/>
               <w:bottom w:w="85" w:type="dxa"/>
@@ -1945,13 +1945,13 @@
         <w:tc>
           <w:tcPr>
             <w:tcW w:type="dxa" w:w="3756"/>
-            <w:shd w:fill="FFFFFF"/>
             <w:tcBorders>
               <w:top w:val="single" w:sz="4" w:color="D9D9D9"/>
               <w:bottom w:val="single" w:sz="4" w:color="D9D9D9"/>
               <w:left w:val="single" w:sz="4" w:color="D9D9D9"/>
               <w:right w:val="single" w:sz="4" w:color="D9D9D9"/>
             </w:tcBorders>
+            <w:shd w:fill="FFFFFF"/>
             <w:tcMar>
               <w:top w:w="85" w:type="dxa"/>
               <w:bottom w:w="85" w:type="dxa"/>
@@ -1976,13 +1976,13 @@
         <w:tc>
           <w:tcPr>
             <w:tcW w:type="dxa" w:w="2132"/>
-            <w:shd w:fill="FFFFFF"/>
             <w:tcBorders>
               <w:top w:val="single" w:sz="4" w:color="D9D9D9"/>
               <w:bottom w:val="single" w:sz="4" w:color="D9D9D9"/>
               <w:left w:val="single" w:sz="4" w:color="D9D9D9"/>
               <w:right w:val="single" w:sz="4" w:color="D9D9D9"/>
             </w:tcBorders>
+            <w:shd w:fill="FFFFFF"/>
             <w:tcMar>
               <w:top w:w="85" w:type="dxa"/>
               <w:bottom w:w="85" w:type="dxa"/>
@@ -2007,13 +2007,13 @@
         <w:tc>
           <w:tcPr>
             <w:tcW w:type="dxa" w:w="2132"/>
-            <w:shd w:fill="FFFFFF"/>
             <w:tcBorders>
               <w:top w:val="single" w:sz="4" w:color="D9D9D9"/>
               <w:bottom w:val="single" w:sz="4" w:color="D9D9D9"/>
               <w:left w:val="single" w:sz="4" w:color="D9D9D9"/>
               <w:right w:val="single" w:sz="4" w:color="D9D9D9"/>
             </w:tcBorders>
+            <w:shd w:fill="FFFFFF"/>
             <w:tcMar>
               <w:top w:w="85" w:type="dxa"/>
               <w:bottom w:w="85" w:type="dxa"/>
@@ -2038,13 +2038,13 @@
         <w:tc>
           <w:tcPr>
             <w:tcW w:type="dxa" w:w="2132"/>
-            <w:shd w:fill="FFFFFF"/>
             <w:tcBorders>
               <w:top w:val="single" w:sz="4" w:color="D9D9D9"/>
               <w:bottom w:val="single" w:sz="4" w:color="D9D9D9"/>
               <w:left w:val="single" w:sz="4" w:color="D9D9D9"/>
               <w:right w:val="single" w:sz="4" w:color="D9D9D9"/>
             </w:tcBorders>
+            <w:shd w:fill="FFFFFF"/>
             <w:tcMar>
               <w:top w:w="85" w:type="dxa"/>
               <w:bottom w:w="85" w:type="dxa"/>

--- a/resources/a-level-economics-real-or-nominal-gdp/A-Level-Economics-Real-or-Nominal-GDP-Teacher.docx
+++ b/resources/a-level-economics-real-or-nominal-gdp/A-Level-Economics-Real-or-Nominal-GDP-Teacher.docx
@@ -63,15 +63,15 @@
             <w:tcW w:type="dxa" w:w="3452"/>
             <w:tcBorders>
               <w:top w:val="single" w:sz="4" w:color="D9D9D9"/>
+              <w:left w:val="single" w:sz="4" w:color="D9D9D9"/>
               <w:bottom w:val="single" w:sz="4" w:color="D9D9D9"/>
-              <w:left w:val="single" w:sz="4" w:color="D9D9D9"/>
               <w:right w:val="single" w:sz="4" w:color="D9D9D9"/>
             </w:tcBorders>
             <w:shd w:fill="142D40"/>
             <w:tcMar>
               <w:top w:w="85" w:type="dxa"/>
+              <w:left w:w="85" w:type="dxa"/>
               <w:bottom w:w="85" w:type="dxa"/>
-              <w:left w:w="85" w:type="dxa"/>
               <w:right w:w="85" w:type="dxa"/>
             </w:tcMar>
           </w:tcPr>
@@ -94,15 +94,15 @@
             <w:tcW w:type="dxa" w:w="1218"/>
             <w:tcBorders>
               <w:top w:val="single" w:sz="4" w:color="D9D9D9"/>
+              <w:left w:val="single" w:sz="4" w:color="D9D9D9"/>
               <w:bottom w:val="single" w:sz="4" w:color="D9D9D9"/>
-              <w:left w:val="single" w:sz="4" w:color="D9D9D9"/>
               <w:right w:val="single" w:sz="4" w:color="D9D9D9"/>
             </w:tcBorders>
             <w:shd w:fill="142D40"/>
             <w:tcMar>
               <w:top w:w="85" w:type="dxa"/>
+              <w:left w:w="85" w:type="dxa"/>
               <w:bottom w:w="85" w:type="dxa"/>
-              <w:left w:w="85" w:type="dxa"/>
               <w:right w:w="85" w:type="dxa"/>
             </w:tcMar>
           </w:tcPr>
@@ -125,15 +125,15 @@
             <w:tcW w:type="dxa" w:w="5482"/>
             <w:tcBorders>
               <w:top w:val="single" w:sz="4" w:color="D9D9D9"/>
+              <w:left w:val="single" w:sz="4" w:color="D9D9D9"/>
               <w:bottom w:val="single" w:sz="4" w:color="D9D9D9"/>
-              <w:left w:val="single" w:sz="4" w:color="D9D9D9"/>
               <w:right w:val="single" w:sz="4" w:color="D9D9D9"/>
             </w:tcBorders>
             <w:shd w:fill="142D40"/>
             <w:tcMar>
               <w:top w:w="85" w:type="dxa"/>
+              <w:left w:w="85" w:type="dxa"/>
               <w:bottom w:w="85" w:type="dxa"/>
-              <w:left w:w="85" w:type="dxa"/>
               <w:right w:w="85" w:type="dxa"/>
             </w:tcMar>
           </w:tcPr>
@@ -158,15 +158,15 @@
             <w:tcW w:type="dxa" w:w="3452"/>
             <w:tcBorders>
               <w:top w:val="single" w:sz="4" w:color="D9D9D9"/>
+              <w:left w:val="single" w:sz="4" w:color="D9D9D9"/>
               <w:bottom w:val="single" w:sz="4" w:color="D9D9D9"/>
-              <w:left w:val="single" w:sz="4" w:color="D9D9D9"/>
               <w:right w:val="single" w:sz="4" w:color="D9D9D9"/>
             </w:tcBorders>
             <w:shd w:fill="FFFFFF"/>
             <w:tcMar>
               <w:top w:w="85" w:type="dxa"/>
+              <w:left w:w="85" w:type="dxa"/>
               <w:bottom w:w="85" w:type="dxa"/>
-              <w:left w:w="85" w:type="dxa"/>
               <w:right w:w="85" w:type="dxa"/>
             </w:tcMar>
           </w:tcPr>
@@ -189,15 +189,15 @@
             <w:tcW w:type="dxa" w:w="1218"/>
             <w:tcBorders>
               <w:top w:val="single" w:sz="4" w:color="D9D9D9"/>
+              <w:left w:val="single" w:sz="4" w:color="D9D9D9"/>
               <w:bottom w:val="single" w:sz="4" w:color="D9D9D9"/>
-              <w:left w:val="single" w:sz="4" w:color="D9D9D9"/>
               <w:right w:val="single" w:sz="4" w:color="D9D9D9"/>
             </w:tcBorders>
             <w:shd w:fill="FFFFFF"/>
             <w:tcMar>
               <w:top w:w="85" w:type="dxa"/>
+              <w:left w:w="85" w:type="dxa"/>
               <w:bottom w:w="85" w:type="dxa"/>
-              <w:left w:w="85" w:type="dxa"/>
               <w:right w:w="85" w:type="dxa"/>
             </w:tcMar>
           </w:tcPr>
@@ -220,15 +220,15 @@
             <w:tcW w:type="dxa" w:w="5482"/>
             <w:tcBorders>
               <w:top w:val="single" w:sz="4" w:color="D9D9D9"/>
+              <w:left w:val="single" w:sz="4" w:color="D9D9D9"/>
               <w:bottom w:val="single" w:sz="4" w:color="D9D9D9"/>
-              <w:left w:val="single" w:sz="4" w:color="D9D9D9"/>
               <w:right w:val="single" w:sz="4" w:color="D9D9D9"/>
             </w:tcBorders>
             <w:shd w:fill="FFFFFF"/>
             <w:tcMar>
               <w:top w:w="85" w:type="dxa"/>
+              <w:left w:w="85" w:type="dxa"/>
               <w:bottom w:w="85" w:type="dxa"/>
-              <w:left w:w="85" w:type="dxa"/>
               <w:right w:w="85" w:type="dxa"/>
             </w:tcMar>
           </w:tcPr>
@@ -253,15 +253,15 @@
             <w:tcW w:type="dxa" w:w="3452"/>
             <w:tcBorders>
               <w:top w:val="single" w:sz="4" w:color="D9D9D9"/>
+              <w:left w:val="single" w:sz="4" w:color="D9D9D9"/>
               <w:bottom w:val="single" w:sz="4" w:color="D9D9D9"/>
-              <w:left w:val="single" w:sz="4" w:color="D9D9D9"/>
               <w:right w:val="single" w:sz="4" w:color="D9D9D9"/>
             </w:tcBorders>
             <w:shd w:fill="F1F5F7"/>
             <w:tcMar>
               <w:top w:w="85" w:type="dxa"/>
+              <w:left w:w="85" w:type="dxa"/>
               <w:bottom w:w="85" w:type="dxa"/>
-              <w:left w:w="85" w:type="dxa"/>
               <w:right w:w="85" w:type="dxa"/>
             </w:tcMar>
           </w:tcPr>
@@ -284,15 +284,15 @@
             <w:tcW w:type="dxa" w:w="1218"/>
             <w:tcBorders>
               <w:top w:val="single" w:sz="4" w:color="D9D9D9"/>
+              <w:left w:val="single" w:sz="4" w:color="D9D9D9"/>
               <w:bottom w:val="single" w:sz="4" w:color="D9D9D9"/>
-              <w:left w:val="single" w:sz="4" w:color="D9D9D9"/>
               <w:right w:val="single" w:sz="4" w:color="D9D9D9"/>
             </w:tcBorders>
             <w:shd w:fill="F1F5F7"/>
             <w:tcMar>
               <w:top w:w="85" w:type="dxa"/>
+              <w:left w:w="85" w:type="dxa"/>
               <w:bottom w:w="85" w:type="dxa"/>
-              <w:left w:w="85" w:type="dxa"/>
               <w:right w:w="85" w:type="dxa"/>
             </w:tcMar>
           </w:tcPr>
@@ -315,15 +315,15 @@
             <w:tcW w:type="dxa" w:w="5482"/>
             <w:tcBorders>
               <w:top w:val="single" w:sz="4" w:color="D9D9D9"/>
+              <w:left w:val="single" w:sz="4" w:color="D9D9D9"/>
               <w:bottom w:val="single" w:sz="4" w:color="D9D9D9"/>
-              <w:left w:val="single" w:sz="4" w:color="D9D9D9"/>
               <w:right w:val="single" w:sz="4" w:color="D9D9D9"/>
             </w:tcBorders>
             <w:shd w:fill="F1F5F7"/>
             <w:tcMar>
               <w:top w:w="85" w:type="dxa"/>
+              <w:left w:w="85" w:type="dxa"/>
               <w:bottom w:w="85" w:type="dxa"/>
-              <w:left w:w="85" w:type="dxa"/>
               <w:right w:w="85" w:type="dxa"/>
             </w:tcMar>
           </w:tcPr>
@@ -348,15 +348,15 @@
             <w:tcW w:type="dxa" w:w="3452"/>
             <w:tcBorders>
               <w:top w:val="single" w:sz="4" w:color="D9D9D9"/>
+              <w:left w:val="single" w:sz="4" w:color="D9D9D9"/>
               <w:bottom w:val="single" w:sz="4" w:color="D9D9D9"/>
-              <w:left w:val="single" w:sz="4" w:color="D9D9D9"/>
               <w:right w:val="single" w:sz="4" w:color="D9D9D9"/>
             </w:tcBorders>
             <w:shd w:fill="FFFFFF"/>
             <w:tcMar>
               <w:top w:w="85" w:type="dxa"/>
+              <w:left w:w="85" w:type="dxa"/>
               <w:bottom w:w="85" w:type="dxa"/>
-              <w:left w:w="85" w:type="dxa"/>
               <w:right w:w="85" w:type="dxa"/>
             </w:tcMar>
           </w:tcPr>
@@ -379,15 +379,15 @@
             <w:tcW w:type="dxa" w:w="1218"/>
             <w:tcBorders>
               <w:top w:val="single" w:sz="4" w:color="D9D9D9"/>
+              <w:left w:val="single" w:sz="4" w:color="D9D9D9"/>
               <w:bottom w:val="single" w:sz="4" w:color="D9D9D9"/>
-              <w:left w:val="single" w:sz="4" w:color="D9D9D9"/>
               <w:right w:val="single" w:sz="4" w:color="D9D9D9"/>
             </w:tcBorders>
             <w:shd w:fill="FFFFFF"/>
             <w:tcMar>
               <w:top w:w="85" w:type="dxa"/>
+              <w:left w:w="85" w:type="dxa"/>
               <w:bottom w:w="85" w:type="dxa"/>
-              <w:left w:w="85" w:type="dxa"/>
               <w:right w:w="85" w:type="dxa"/>
             </w:tcMar>
           </w:tcPr>
@@ -410,15 +410,15 @@
             <w:tcW w:type="dxa" w:w="5482"/>
             <w:tcBorders>
               <w:top w:val="single" w:sz="4" w:color="D9D9D9"/>
+              <w:left w:val="single" w:sz="4" w:color="D9D9D9"/>
               <w:bottom w:val="single" w:sz="4" w:color="D9D9D9"/>
-              <w:left w:val="single" w:sz="4" w:color="D9D9D9"/>
               <w:right w:val="single" w:sz="4" w:color="D9D9D9"/>
             </w:tcBorders>
             <w:shd w:fill="FFFFFF"/>
             <w:tcMar>
               <w:top w:w="85" w:type="dxa"/>
+              <w:left w:w="85" w:type="dxa"/>
               <w:bottom w:w="85" w:type="dxa"/>
-              <w:left w:w="85" w:type="dxa"/>
               <w:right w:w="85" w:type="dxa"/>
             </w:tcMar>
           </w:tcPr>
@@ -443,15 +443,15 @@
             <w:tcW w:type="dxa" w:w="3452"/>
             <w:tcBorders>
               <w:top w:val="single" w:sz="4" w:color="D9D9D9"/>
+              <w:left w:val="single" w:sz="4" w:color="D9D9D9"/>
               <w:bottom w:val="single" w:sz="4" w:color="D9D9D9"/>
-              <w:left w:val="single" w:sz="4" w:color="D9D9D9"/>
               <w:right w:val="single" w:sz="4" w:color="D9D9D9"/>
             </w:tcBorders>
             <w:shd w:fill="F1F5F7"/>
             <w:tcMar>
               <w:top w:w="85" w:type="dxa"/>
+              <w:left w:w="85" w:type="dxa"/>
               <w:bottom w:w="85" w:type="dxa"/>
-              <w:left w:w="85" w:type="dxa"/>
               <w:right w:w="85" w:type="dxa"/>
             </w:tcMar>
           </w:tcPr>
@@ -474,15 +474,15 @@
             <w:tcW w:type="dxa" w:w="1218"/>
             <w:tcBorders>
               <w:top w:val="single" w:sz="4" w:color="D9D9D9"/>
+              <w:left w:val="single" w:sz="4" w:color="D9D9D9"/>
               <w:bottom w:val="single" w:sz="4" w:color="D9D9D9"/>
-              <w:left w:val="single" w:sz="4" w:color="D9D9D9"/>
               <w:right w:val="single" w:sz="4" w:color="D9D9D9"/>
             </w:tcBorders>
             <w:shd w:fill="F1F5F7"/>
             <w:tcMar>
               <w:top w:w="85" w:type="dxa"/>
+              <w:left w:w="85" w:type="dxa"/>
               <w:bottom w:w="85" w:type="dxa"/>
-              <w:left w:w="85" w:type="dxa"/>
               <w:right w:w="85" w:type="dxa"/>
             </w:tcMar>
           </w:tcPr>
@@ -505,15 +505,15 @@
             <w:tcW w:type="dxa" w:w="5482"/>
             <w:tcBorders>
               <w:top w:val="single" w:sz="4" w:color="D9D9D9"/>
+              <w:left w:val="single" w:sz="4" w:color="D9D9D9"/>
               <w:bottom w:val="single" w:sz="4" w:color="D9D9D9"/>
-              <w:left w:val="single" w:sz="4" w:color="D9D9D9"/>
               <w:right w:val="single" w:sz="4" w:color="D9D9D9"/>
             </w:tcBorders>
             <w:shd w:fill="F1F5F7"/>
             <w:tcMar>
               <w:top w:w="85" w:type="dxa"/>
+              <w:left w:w="85" w:type="dxa"/>
               <w:bottom w:w="85" w:type="dxa"/>
-              <w:left w:w="85" w:type="dxa"/>
               <w:right w:w="85" w:type="dxa"/>
             </w:tcMar>
           </w:tcPr>
@@ -538,15 +538,15 @@
             <w:tcW w:type="dxa" w:w="3452"/>
             <w:tcBorders>
               <w:top w:val="single" w:sz="4" w:color="D9D9D9"/>
+              <w:left w:val="single" w:sz="4" w:color="D9D9D9"/>
               <w:bottom w:val="single" w:sz="4" w:color="D9D9D9"/>
-              <w:left w:val="single" w:sz="4" w:color="D9D9D9"/>
               <w:right w:val="single" w:sz="4" w:color="D9D9D9"/>
             </w:tcBorders>
             <w:shd w:fill="FFFFFF"/>
             <w:tcMar>
               <w:top w:w="85" w:type="dxa"/>
+              <w:left w:w="85" w:type="dxa"/>
               <w:bottom w:w="85" w:type="dxa"/>
-              <w:left w:w="85" w:type="dxa"/>
               <w:right w:w="85" w:type="dxa"/>
             </w:tcMar>
           </w:tcPr>
@@ -569,15 +569,15 @@
             <w:tcW w:type="dxa" w:w="1218"/>
             <w:tcBorders>
               <w:top w:val="single" w:sz="4" w:color="D9D9D9"/>
+              <w:left w:val="single" w:sz="4" w:color="D9D9D9"/>
               <w:bottom w:val="single" w:sz="4" w:color="D9D9D9"/>
-              <w:left w:val="single" w:sz="4" w:color="D9D9D9"/>
               <w:right w:val="single" w:sz="4" w:color="D9D9D9"/>
             </w:tcBorders>
             <w:shd w:fill="FFFFFF"/>
             <w:tcMar>
               <w:top w:w="85" w:type="dxa"/>
+              <w:left w:w="85" w:type="dxa"/>
               <w:bottom w:w="85" w:type="dxa"/>
-              <w:left w:w="85" w:type="dxa"/>
               <w:right w:w="85" w:type="dxa"/>
             </w:tcMar>
           </w:tcPr>
@@ -600,15 +600,15 @@
             <w:tcW w:type="dxa" w:w="5482"/>
             <w:tcBorders>
               <w:top w:val="single" w:sz="4" w:color="D9D9D9"/>
+              <w:left w:val="single" w:sz="4" w:color="D9D9D9"/>
               <w:bottom w:val="single" w:sz="4" w:color="D9D9D9"/>
-              <w:left w:val="single" w:sz="4" w:color="D9D9D9"/>
               <w:right w:val="single" w:sz="4" w:color="D9D9D9"/>
             </w:tcBorders>
             <w:shd w:fill="FFFFFF"/>
             <w:tcMar>
               <w:top w:w="85" w:type="dxa"/>
+              <w:left w:w="85" w:type="dxa"/>
               <w:bottom w:w="85" w:type="dxa"/>
-              <w:left w:w="85" w:type="dxa"/>
               <w:right w:w="85" w:type="dxa"/>
             </w:tcMar>
           </w:tcPr>
@@ -633,15 +633,15 @@
             <w:tcW w:type="dxa" w:w="3452"/>
             <w:tcBorders>
               <w:top w:val="single" w:sz="4" w:color="D9D9D9"/>
+              <w:left w:val="single" w:sz="4" w:color="D9D9D9"/>
               <w:bottom w:val="single" w:sz="4" w:color="D9D9D9"/>
-              <w:left w:val="single" w:sz="4" w:color="D9D9D9"/>
               <w:right w:val="single" w:sz="4" w:color="D9D9D9"/>
             </w:tcBorders>
             <w:shd w:fill="F1F5F7"/>
             <w:tcMar>
               <w:top w:w="85" w:type="dxa"/>
+              <w:left w:w="85" w:type="dxa"/>
               <w:bottom w:w="85" w:type="dxa"/>
-              <w:left w:w="85" w:type="dxa"/>
               <w:right w:w="85" w:type="dxa"/>
             </w:tcMar>
           </w:tcPr>
@@ -664,15 +664,15 @@
             <w:tcW w:type="dxa" w:w="1218"/>
             <w:tcBorders>
               <w:top w:val="single" w:sz="4" w:color="D9D9D9"/>
+              <w:left w:val="single" w:sz="4" w:color="D9D9D9"/>
               <w:bottom w:val="single" w:sz="4" w:color="D9D9D9"/>
-              <w:left w:val="single" w:sz="4" w:color="D9D9D9"/>
               <w:right w:val="single" w:sz="4" w:color="D9D9D9"/>
             </w:tcBorders>
             <w:shd w:fill="F1F5F7"/>
             <w:tcMar>
               <w:top w:w="85" w:type="dxa"/>
+              <w:left w:w="85" w:type="dxa"/>
               <w:bottom w:w="85" w:type="dxa"/>
-              <w:left w:w="85" w:type="dxa"/>
               <w:right w:w="85" w:type="dxa"/>
             </w:tcMar>
           </w:tcPr>
@@ -695,15 +695,15 @@
             <w:tcW w:type="dxa" w:w="5482"/>
             <w:tcBorders>
               <w:top w:val="single" w:sz="4" w:color="D9D9D9"/>
+              <w:left w:val="single" w:sz="4" w:color="D9D9D9"/>
               <w:bottom w:val="single" w:sz="4" w:color="D9D9D9"/>
-              <w:left w:val="single" w:sz="4" w:color="D9D9D9"/>
               <w:right w:val="single" w:sz="4" w:color="D9D9D9"/>
             </w:tcBorders>
             <w:shd w:fill="F1F5F7"/>
             <w:tcMar>
               <w:top w:w="85" w:type="dxa"/>
+              <w:left w:w="85" w:type="dxa"/>
               <w:bottom w:w="85" w:type="dxa"/>
-              <w:left w:w="85" w:type="dxa"/>
               <w:right w:w="85" w:type="dxa"/>
             </w:tcMar>
           </w:tcPr>
@@ -728,15 +728,15 @@
             <w:tcW w:type="dxa" w:w="3452"/>
             <w:tcBorders>
               <w:top w:val="single" w:sz="4" w:color="D9D9D9"/>
+              <w:left w:val="single" w:sz="4" w:color="D9D9D9"/>
               <w:bottom w:val="single" w:sz="4" w:color="D9D9D9"/>
-              <w:left w:val="single" w:sz="4" w:color="D9D9D9"/>
               <w:right w:val="single" w:sz="4" w:color="D9D9D9"/>
             </w:tcBorders>
             <w:shd w:fill="FFFFFF"/>
             <w:tcMar>
               <w:top w:w="85" w:type="dxa"/>
+              <w:left w:w="85" w:type="dxa"/>
               <w:bottom w:w="85" w:type="dxa"/>
-              <w:left w:w="85" w:type="dxa"/>
               <w:right w:w="85" w:type="dxa"/>
             </w:tcMar>
           </w:tcPr>
@@ -759,15 +759,15 @@
             <w:tcW w:type="dxa" w:w="1218"/>
             <w:tcBorders>
               <w:top w:val="single" w:sz="4" w:color="D9D9D9"/>
+              <w:left w:val="single" w:sz="4" w:color="D9D9D9"/>
               <w:bottom w:val="single" w:sz="4" w:color="D9D9D9"/>
-              <w:left w:val="single" w:sz="4" w:color="D9D9D9"/>
               <w:right w:val="single" w:sz="4" w:color="D9D9D9"/>
             </w:tcBorders>
             <w:shd w:fill="FFFFFF"/>
             <w:tcMar>
               <w:top w:w="85" w:type="dxa"/>
+              <w:left w:w="85" w:type="dxa"/>
               <w:bottom w:w="85" w:type="dxa"/>
-              <w:left w:w="85" w:type="dxa"/>
               <w:right w:w="85" w:type="dxa"/>
             </w:tcMar>
           </w:tcPr>
@@ -790,15 +790,15 @@
             <w:tcW w:type="dxa" w:w="5482"/>
             <w:tcBorders>
               <w:top w:val="single" w:sz="4" w:color="D9D9D9"/>
+              <w:left w:val="single" w:sz="4" w:color="D9D9D9"/>
               <w:bottom w:val="single" w:sz="4" w:color="D9D9D9"/>
-              <w:left w:val="single" w:sz="4" w:color="D9D9D9"/>
               <w:right w:val="single" w:sz="4" w:color="D9D9D9"/>
             </w:tcBorders>
             <w:shd w:fill="FFFFFF"/>
             <w:tcMar>
               <w:top w:w="85" w:type="dxa"/>
+              <w:left w:w="85" w:type="dxa"/>
               <w:bottom w:w="85" w:type="dxa"/>
-              <w:left w:w="85" w:type="dxa"/>
               <w:right w:w="85" w:type="dxa"/>
             </w:tcMar>
           </w:tcPr>
@@ -882,15 +882,15 @@
             <w:tcW w:type="dxa" w:w="3756"/>
             <w:tcBorders>
               <w:top w:val="single" w:sz="4" w:color="D9D9D9"/>
+              <w:left w:val="single" w:sz="4" w:color="D9D9D9"/>
               <w:bottom w:val="single" w:sz="4" w:color="D9D9D9"/>
-              <w:left w:val="single" w:sz="4" w:color="D9D9D9"/>
               <w:right w:val="single" w:sz="4" w:color="D9D9D9"/>
             </w:tcBorders>
             <w:shd w:fill="142D40"/>
             <w:tcMar>
               <w:top w:w="85" w:type="dxa"/>
+              <w:left w:w="85" w:type="dxa"/>
               <w:bottom w:w="85" w:type="dxa"/>
-              <w:left w:w="85" w:type="dxa"/>
               <w:right w:w="85" w:type="dxa"/>
             </w:tcMar>
           </w:tcPr>
@@ -913,15 +913,15 @@
             <w:tcW w:type="dxa" w:w="1594"/>
             <w:tcBorders>
               <w:top w:val="single" w:sz="4" w:color="D9D9D9"/>
+              <w:left w:val="single" w:sz="4" w:color="D9D9D9"/>
               <w:bottom w:val="single" w:sz="4" w:color="D9D9D9"/>
-              <w:left w:val="single" w:sz="4" w:color="D9D9D9"/>
               <w:right w:val="single" w:sz="4" w:color="D9D9D9"/>
             </w:tcBorders>
             <w:shd w:fill="142D40"/>
             <w:tcMar>
               <w:top w:w="85" w:type="dxa"/>
+              <w:left w:w="85" w:type="dxa"/>
               <w:bottom w:w="85" w:type="dxa"/>
-              <w:left w:w="85" w:type="dxa"/>
               <w:right w:w="85" w:type="dxa"/>
             </w:tcMar>
           </w:tcPr>
@@ -944,15 +944,15 @@
             <w:tcW w:type="dxa" w:w="1594"/>
             <w:tcBorders>
               <w:top w:val="single" w:sz="4" w:color="D9D9D9"/>
+              <w:left w:val="single" w:sz="4" w:color="D9D9D9"/>
               <w:bottom w:val="single" w:sz="4" w:color="D9D9D9"/>
-              <w:left w:val="single" w:sz="4" w:color="D9D9D9"/>
               <w:right w:val="single" w:sz="4" w:color="D9D9D9"/>
             </w:tcBorders>
             <w:shd w:fill="142D40"/>
             <w:tcMar>
               <w:top w:w="85" w:type="dxa"/>
+              <w:left w:w="85" w:type="dxa"/>
               <w:bottom w:w="85" w:type="dxa"/>
-              <w:left w:w="85" w:type="dxa"/>
               <w:right w:w="85" w:type="dxa"/>
             </w:tcMar>
           </w:tcPr>
@@ -975,15 +975,15 @@
             <w:tcW w:type="dxa" w:w="1594"/>
             <w:tcBorders>
               <w:top w:val="single" w:sz="4" w:color="D9D9D9"/>
+              <w:left w:val="single" w:sz="4" w:color="D9D9D9"/>
               <w:bottom w:val="single" w:sz="4" w:color="D9D9D9"/>
-              <w:left w:val="single" w:sz="4" w:color="D9D9D9"/>
               <w:right w:val="single" w:sz="4" w:color="D9D9D9"/>
             </w:tcBorders>
             <w:shd w:fill="142D40"/>
             <w:tcMar>
               <w:top w:w="85" w:type="dxa"/>
+              <w:left w:w="85" w:type="dxa"/>
               <w:bottom w:w="85" w:type="dxa"/>
-              <w:left w:w="85" w:type="dxa"/>
               <w:right w:w="85" w:type="dxa"/>
             </w:tcMar>
           </w:tcPr>
@@ -1006,15 +1006,15 @@
             <w:tcW w:type="dxa" w:w="1594"/>
             <w:tcBorders>
               <w:top w:val="single" w:sz="4" w:color="D9D9D9"/>
+              <w:left w:val="single" w:sz="4" w:color="D9D9D9"/>
               <w:bottom w:val="single" w:sz="4" w:color="D9D9D9"/>
-              <w:left w:val="single" w:sz="4" w:color="D9D9D9"/>
               <w:right w:val="single" w:sz="4" w:color="D9D9D9"/>
             </w:tcBorders>
             <w:shd w:fill="142D40"/>
             <w:tcMar>
               <w:top w:w="85" w:type="dxa"/>
+              <w:left w:w="85" w:type="dxa"/>
               <w:bottom w:w="85" w:type="dxa"/>
-              <w:left w:w="85" w:type="dxa"/>
               <w:right w:w="85" w:type="dxa"/>
             </w:tcMar>
           </w:tcPr>
@@ -1039,15 +1039,15 @@
             <w:tcW w:type="dxa" w:w="3756"/>
             <w:tcBorders>
               <w:top w:val="single" w:sz="4" w:color="D9D9D9"/>
+              <w:left w:val="single" w:sz="4" w:color="D9D9D9"/>
               <w:bottom w:val="single" w:sz="4" w:color="D9D9D9"/>
-              <w:left w:val="single" w:sz="4" w:color="D9D9D9"/>
               <w:right w:val="single" w:sz="4" w:color="D9D9D9"/>
             </w:tcBorders>
             <w:shd w:fill="FFFFFF"/>
             <w:tcMar>
               <w:top w:w="85" w:type="dxa"/>
+              <w:left w:w="85" w:type="dxa"/>
               <w:bottom w:w="85" w:type="dxa"/>
-              <w:left w:w="85" w:type="dxa"/>
               <w:right w:w="85" w:type="dxa"/>
             </w:tcMar>
           </w:tcPr>
@@ -1070,15 +1070,15 @@
             <w:tcW w:type="dxa" w:w="1594"/>
             <w:tcBorders>
               <w:top w:val="single" w:sz="4" w:color="D9D9D9"/>
+              <w:left w:val="single" w:sz="4" w:color="D9D9D9"/>
               <w:bottom w:val="single" w:sz="4" w:color="D9D9D9"/>
-              <w:left w:val="single" w:sz="4" w:color="D9D9D9"/>
               <w:right w:val="single" w:sz="4" w:color="D9D9D9"/>
             </w:tcBorders>
             <w:shd w:fill="FFFFFF"/>
             <w:tcMar>
               <w:top w:w="85" w:type="dxa"/>
+              <w:left w:w="85" w:type="dxa"/>
               <w:bottom w:w="85" w:type="dxa"/>
-              <w:left w:w="85" w:type="dxa"/>
               <w:right w:w="85" w:type="dxa"/>
             </w:tcMar>
           </w:tcPr>
@@ -1101,15 +1101,15 @@
             <w:tcW w:type="dxa" w:w="1594"/>
             <w:tcBorders>
               <w:top w:val="single" w:sz="4" w:color="D9D9D9"/>
+              <w:left w:val="single" w:sz="4" w:color="D9D9D9"/>
               <w:bottom w:val="single" w:sz="4" w:color="D9D9D9"/>
-              <w:left w:val="single" w:sz="4" w:color="D9D9D9"/>
               <w:right w:val="single" w:sz="4" w:color="D9D9D9"/>
             </w:tcBorders>
             <w:shd w:fill="FFFFFF"/>
             <w:tcMar>
               <w:top w:w="85" w:type="dxa"/>
+              <w:left w:w="85" w:type="dxa"/>
               <w:bottom w:w="85" w:type="dxa"/>
-              <w:left w:w="85" w:type="dxa"/>
               <w:right w:w="85" w:type="dxa"/>
             </w:tcMar>
           </w:tcPr>
@@ -1132,15 +1132,15 @@
             <w:tcW w:type="dxa" w:w="1594"/>
             <w:tcBorders>
               <w:top w:val="single" w:sz="4" w:color="D9D9D9"/>
+              <w:left w:val="single" w:sz="4" w:color="D9D9D9"/>
               <w:bottom w:val="single" w:sz="4" w:color="D9D9D9"/>
-              <w:left w:val="single" w:sz="4" w:color="D9D9D9"/>
               <w:right w:val="single" w:sz="4" w:color="D9D9D9"/>
             </w:tcBorders>
             <w:shd w:fill="FFFFFF"/>
             <w:tcMar>
               <w:top w:w="85" w:type="dxa"/>
+              <w:left w:w="85" w:type="dxa"/>
               <w:bottom w:w="85" w:type="dxa"/>
-              <w:left w:w="85" w:type="dxa"/>
               <w:right w:w="85" w:type="dxa"/>
             </w:tcMar>
           </w:tcPr>
@@ -1163,15 +1163,15 @@
             <w:tcW w:type="dxa" w:w="1594"/>
             <w:tcBorders>
               <w:top w:val="single" w:sz="4" w:color="D9D9D9"/>
+              <w:left w:val="single" w:sz="4" w:color="D9D9D9"/>
               <w:bottom w:val="single" w:sz="4" w:color="D9D9D9"/>
-              <w:left w:val="single" w:sz="4" w:color="D9D9D9"/>
               <w:right w:val="single" w:sz="4" w:color="D9D9D9"/>
             </w:tcBorders>
             <w:shd w:fill="FFFFFF"/>
             <w:tcMar>
               <w:top w:w="85" w:type="dxa"/>
+              <w:left w:w="85" w:type="dxa"/>
               <w:bottom w:w="85" w:type="dxa"/>
-              <w:left w:w="85" w:type="dxa"/>
               <w:right w:w="85" w:type="dxa"/>
             </w:tcMar>
           </w:tcPr>
@@ -1266,15 +1266,15 @@
             <w:tcW w:type="dxa" w:w="3756"/>
             <w:tcBorders>
               <w:top w:val="single" w:sz="4" w:color="D9D9D9"/>
+              <w:left w:val="single" w:sz="4" w:color="D9D9D9"/>
               <w:bottom w:val="single" w:sz="4" w:color="D9D9D9"/>
-              <w:left w:val="single" w:sz="4" w:color="D9D9D9"/>
               <w:right w:val="single" w:sz="4" w:color="D9D9D9"/>
             </w:tcBorders>
             <w:shd w:fill="142D40"/>
             <w:tcMar>
               <w:top w:w="85" w:type="dxa"/>
+              <w:left w:w="85" w:type="dxa"/>
               <w:bottom w:w="85" w:type="dxa"/>
-              <w:left w:w="85" w:type="dxa"/>
               <w:right w:w="85" w:type="dxa"/>
             </w:tcMar>
           </w:tcPr>
@@ -1297,15 +1297,15 @@
             <w:tcW w:type="dxa" w:w="2132"/>
             <w:tcBorders>
               <w:top w:val="single" w:sz="4" w:color="D9D9D9"/>
+              <w:left w:val="single" w:sz="4" w:color="D9D9D9"/>
               <w:bottom w:val="single" w:sz="4" w:color="D9D9D9"/>
-              <w:left w:val="single" w:sz="4" w:color="D9D9D9"/>
               <w:right w:val="single" w:sz="4" w:color="D9D9D9"/>
             </w:tcBorders>
             <w:shd w:fill="142D40"/>
             <w:tcMar>
               <w:top w:w="85" w:type="dxa"/>
+              <w:left w:w="85" w:type="dxa"/>
               <w:bottom w:w="85" w:type="dxa"/>
-              <w:left w:w="85" w:type="dxa"/>
               <w:right w:w="85" w:type="dxa"/>
             </w:tcMar>
           </w:tcPr>
@@ -1328,15 +1328,15 @@
             <w:tcW w:type="dxa" w:w="2132"/>
             <w:tcBorders>
               <w:top w:val="single" w:sz="4" w:color="D9D9D9"/>
+              <w:left w:val="single" w:sz="4" w:color="D9D9D9"/>
               <w:bottom w:val="single" w:sz="4" w:color="D9D9D9"/>
-              <w:left w:val="single" w:sz="4" w:color="D9D9D9"/>
               <w:right w:val="single" w:sz="4" w:color="D9D9D9"/>
             </w:tcBorders>
             <w:shd w:fill="142D40"/>
             <w:tcMar>
               <w:top w:w="85" w:type="dxa"/>
+              <w:left w:w="85" w:type="dxa"/>
               <w:bottom w:w="85" w:type="dxa"/>
-              <w:left w:w="85" w:type="dxa"/>
               <w:right w:w="85" w:type="dxa"/>
             </w:tcMar>
           </w:tcPr>
@@ -1359,15 +1359,15 @@
             <w:tcW w:type="dxa" w:w="2132"/>
             <w:tcBorders>
               <w:top w:val="single" w:sz="4" w:color="D9D9D9"/>
+              <w:left w:val="single" w:sz="4" w:color="D9D9D9"/>
               <w:bottom w:val="single" w:sz="4" w:color="D9D9D9"/>
-              <w:left w:val="single" w:sz="4" w:color="D9D9D9"/>
               <w:right w:val="single" w:sz="4" w:color="D9D9D9"/>
             </w:tcBorders>
             <w:shd w:fill="142D40"/>
             <w:tcMar>
               <w:top w:w="85" w:type="dxa"/>
+              <w:left w:w="85" w:type="dxa"/>
               <w:bottom w:w="85" w:type="dxa"/>
-              <w:left w:w="85" w:type="dxa"/>
               <w:right w:w="85" w:type="dxa"/>
             </w:tcMar>
           </w:tcPr>
@@ -1392,15 +1392,15 @@
             <w:tcW w:type="dxa" w:w="3756"/>
             <w:tcBorders>
               <w:top w:val="single" w:sz="4" w:color="D9D9D9"/>
+              <w:left w:val="single" w:sz="4" w:color="D9D9D9"/>
               <w:bottom w:val="single" w:sz="4" w:color="D9D9D9"/>
-              <w:left w:val="single" w:sz="4" w:color="D9D9D9"/>
               <w:right w:val="single" w:sz="4" w:color="D9D9D9"/>
             </w:tcBorders>
             <w:shd w:fill="FFFFFF"/>
             <w:tcMar>
               <w:top w:w="85" w:type="dxa"/>
+              <w:left w:w="85" w:type="dxa"/>
               <w:bottom w:w="85" w:type="dxa"/>
-              <w:left w:w="85" w:type="dxa"/>
               <w:right w:w="85" w:type="dxa"/>
             </w:tcMar>
           </w:tcPr>
@@ -1423,15 +1423,15 @@
             <w:tcW w:type="dxa" w:w="2132"/>
             <w:tcBorders>
               <w:top w:val="single" w:sz="4" w:color="D9D9D9"/>
+              <w:left w:val="single" w:sz="4" w:color="D9D9D9"/>
               <w:bottom w:val="single" w:sz="4" w:color="D9D9D9"/>
-              <w:left w:val="single" w:sz="4" w:color="D9D9D9"/>
               <w:right w:val="single" w:sz="4" w:color="D9D9D9"/>
             </w:tcBorders>
             <w:shd w:fill="FFFFFF"/>
             <w:tcMar>
               <w:top w:w="85" w:type="dxa"/>
+              <w:left w:w="85" w:type="dxa"/>
               <w:bottom w:w="85" w:type="dxa"/>
-              <w:left w:w="85" w:type="dxa"/>
               <w:right w:w="85" w:type="dxa"/>
             </w:tcMar>
           </w:tcPr>
@@ -1454,15 +1454,15 @@
             <w:tcW w:type="dxa" w:w="2132"/>
             <w:tcBorders>
               <w:top w:val="single" w:sz="4" w:color="D9D9D9"/>
+              <w:left w:val="single" w:sz="4" w:color="D9D9D9"/>
               <w:bottom w:val="single" w:sz="4" w:color="D9D9D9"/>
-              <w:left w:val="single" w:sz="4" w:color="D9D9D9"/>
               <w:right w:val="single" w:sz="4" w:color="D9D9D9"/>
             </w:tcBorders>
             <w:shd w:fill="FFFFFF"/>
             <w:tcMar>
               <w:top w:w="85" w:type="dxa"/>
+              <w:left w:w="85" w:type="dxa"/>
               <w:bottom w:w="85" w:type="dxa"/>
-              <w:left w:w="85" w:type="dxa"/>
               <w:right w:w="85" w:type="dxa"/>
             </w:tcMar>
           </w:tcPr>
@@ -1485,15 +1485,15 @@
             <w:tcW w:type="dxa" w:w="2132"/>
             <w:tcBorders>
               <w:top w:val="single" w:sz="4" w:color="D9D9D9"/>
+              <w:left w:val="single" w:sz="4" w:color="D9D9D9"/>
               <w:bottom w:val="single" w:sz="4" w:color="D9D9D9"/>
-              <w:left w:val="single" w:sz="4" w:color="D9D9D9"/>
               <w:right w:val="single" w:sz="4" w:color="D9D9D9"/>
             </w:tcBorders>
             <w:shd w:fill="FFFFFF"/>
             <w:tcMar>
               <w:top w:w="85" w:type="dxa"/>
+              <w:left w:w="85" w:type="dxa"/>
               <w:bottom w:w="85" w:type="dxa"/>
-              <w:left w:w="85" w:type="dxa"/>
               <w:right w:w="85" w:type="dxa"/>
             </w:tcMar>
           </w:tcPr>
@@ -1518,15 +1518,15 @@
             <w:tcW w:type="dxa" w:w="3756"/>
             <w:tcBorders>
               <w:top w:val="single" w:sz="4" w:color="D9D9D9"/>
+              <w:left w:val="single" w:sz="4" w:color="D9D9D9"/>
               <w:bottom w:val="single" w:sz="4" w:color="D9D9D9"/>
-              <w:left w:val="single" w:sz="4" w:color="D9D9D9"/>
               <w:right w:val="single" w:sz="4" w:color="D9D9D9"/>
             </w:tcBorders>
             <w:shd w:fill="F1F5F7"/>
             <w:tcMar>
               <w:top w:w="85" w:type="dxa"/>
+              <w:left w:w="85" w:type="dxa"/>
               <w:bottom w:w="85" w:type="dxa"/>
-              <w:left w:w="85" w:type="dxa"/>
               <w:right w:w="85" w:type="dxa"/>
             </w:tcMar>
           </w:tcPr>
@@ -1549,15 +1549,15 @@
             <w:tcW w:type="dxa" w:w="2132"/>
             <w:tcBorders>
               <w:top w:val="single" w:sz="4" w:color="D9D9D9"/>
+              <w:left w:val="single" w:sz="4" w:color="D9D9D9"/>
               <w:bottom w:val="single" w:sz="4" w:color="D9D9D9"/>
-              <w:left w:val="single" w:sz="4" w:color="D9D9D9"/>
               <w:right w:val="single" w:sz="4" w:color="D9D9D9"/>
             </w:tcBorders>
             <w:shd w:fill="F1F5F7"/>
             <w:tcMar>
               <w:top w:w="85" w:type="dxa"/>
+              <w:left w:w="85" w:type="dxa"/>
               <w:bottom w:w="85" w:type="dxa"/>
-              <w:left w:w="85" w:type="dxa"/>
               <w:right w:w="85" w:type="dxa"/>
             </w:tcMar>
           </w:tcPr>
@@ -1580,15 +1580,15 @@
             <w:tcW w:type="dxa" w:w="2132"/>
             <w:tcBorders>
               <w:top w:val="single" w:sz="4" w:color="D9D9D9"/>
+              <w:left w:val="single" w:sz="4" w:color="D9D9D9"/>
               <w:bottom w:val="single" w:sz="4" w:color="D9D9D9"/>
-              <w:left w:val="single" w:sz="4" w:color="D9D9D9"/>
               <w:right w:val="single" w:sz="4" w:color="D9D9D9"/>
             </w:tcBorders>
             <w:shd w:fill="F1F5F7"/>
             <w:tcMar>
               <w:top w:w="85" w:type="dxa"/>
+              <w:left w:w="85" w:type="dxa"/>
               <w:bottom w:w="85" w:type="dxa"/>
-              <w:left w:w="85" w:type="dxa"/>
               <w:right w:w="85" w:type="dxa"/>
             </w:tcMar>
           </w:tcPr>
@@ -1611,15 +1611,15 @@
             <w:tcW w:type="dxa" w:w="2132"/>
             <w:tcBorders>
               <w:top w:val="single" w:sz="4" w:color="D9D9D9"/>
+              <w:left w:val="single" w:sz="4" w:color="D9D9D9"/>
               <w:bottom w:val="single" w:sz="4" w:color="D9D9D9"/>
-              <w:left w:val="single" w:sz="4" w:color="D9D9D9"/>
               <w:right w:val="single" w:sz="4" w:color="D9D9D9"/>
             </w:tcBorders>
             <w:shd w:fill="F1F5F7"/>
             <w:tcMar>
               <w:top w:w="85" w:type="dxa"/>
+              <w:left w:w="85" w:type="dxa"/>
               <w:bottom w:w="85" w:type="dxa"/>
-              <w:left w:w="85" w:type="dxa"/>
               <w:right w:w="85" w:type="dxa"/>
             </w:tcMar>
           </w:tcPr>
@@ -1644,15 +1644,15 @@
             <w:tcW w:type="dxa" w:w="3756"/>
             <w:tcBorders>
               <w:top w:val="single" w:sz="4" w:color="D9D9D9"/>
+              <w:left w:val="single" w:sz="4" w:color="D9D9D9"/>
               <w:bottom w:val="single" w:sz="4" w:color="D9D9D9"/>
-              <w:left w:val="single" w:sz="4" w:color="D9D9D9"/>
               <w:right w:val="single" w:sz="4" w:color="D9D9D9"/>
             </w:tcBorders>
             <w:shd w:fill="FFFFFF"/>
             <w:tcMar>
               <w:top w:w="85" w:type="dxa"/>
+              <w:left w:w="85" w:type="dxa"/>
               <w:bottom w:w="85" w:type="dxa"/>
-              <w:left w:w="85" w:type="dxa"/>
               <w:right w:w="85" w:type="dxa"/>
             </w:tcMar>
           </w:tcPr>
@@ -1675,15 +1675,15 @@
             <w:tcW w:type="dxa" w:w="2132"/>
             <w:tcBorders>
               <w:top w:val="single" w:sz="4" w:color="D9D9D9"/>
+              <w:left w:val="single" w:sz="4" w:color="D9D9D9"/>
               <w:bottom w:val="single" w:sz="4" w:color="D9D9D9"/>
-              <w:left w:val="single" w:sz="4" w:color="D9D9D9"/>
               <w:right w:val="single" w:sz="4" w:color="D9D9D9"/>
             </w:tcBorders>
             <w:shd w:fill="FFFFFF"/>
             <w:tcMar>
               <w:top w:w="85" w:type="dxa"/>
+              <w:left w:w="85" w:type="dxa"/>
               <w:bottom w:w="85" w:type="dxa"/>
-              <w:left w:w="85" w:type="dxa"/>
               <w:right w:w="85" w:type="dxa"/>
             </w:tcMar>
           </w:tcPr>
@@ -1706,15 +1706,15 @@
             <w:tcW w:type="dxa" w:w="2132"/>
             <w:tcBorders>
               <w:top w:val="single" w:sz="4" w:color="D9D9D9"/>
+              <w:left w:val="single" w:sz="4" w:color="D9D9D9"/>
               <w:bottom w:val="single" w:sz="4" w:color="D9D9D9"/>
-              <w:left w:val="single" w:sz="4" w:color="D9D9D9"/>
               <w:right w:val="single" w:sz="4" w:color="D9D9D9"/>
             </w:tcBorders>
             <w:shd w:fill="FFFFFF"/>
             <w:tcMar>
               <w:top w:w="85" w:type="dxa"/>
+              <w:left w:w="85" w:type="dxa"/>
               <w:bottom w:w="85" w:type="dxa"/>
-              <w:left w:w="85" w:type="dxa"/>
               <w:right w:w="85" w:type="dxa"/>
             </w:tcMar>
           </w:tcPr>
@@ -1737,15 +1737,15 @@
             <w:tcW w:type="dxa" w:w="2132"/>
             <w:tcBorders>
               <w:top w:val="single" w:sz="4" w:color="D9D9D9"/>
+              <w:left w:val="single" w:sz="4" w:color="D9D9D9"/>
               <w:bottom w:val="single" w:sz="4" w:color="D9D9D9"/>
-              <w:left w:val="single" w:sz="4" w:color="D9D9D9"/>
               <w:right w:val="single" w:sz="4" w:color="D9D9D9"/>
             </w:tcBorders>
             <w:shd w:fill="FFFFFF"/>
             <w:tcMar>
               <w:top w:w="85" w:type="dxa"/>
+              <w:left w:w="85" w:type="dxa"/>
               <w:bottom w:w="85" w:type="dxa"/>
-              <w:left w:w="85" w:type="dxa"/>
               <w:right w:w="85" w:type="dxa"/>
             </w:tcMar>
           </w:tcPr>
@@ -1821,15 +1821,15 @@
             <w:tcW w:type="dxa" w:w="3756"/>
             <w:tcBorders>
               <w:top w:val="single" w:sz="4" w:color="D9D9D9"/>
+              <w:left w:val="single" w:sz="4" w:color="D9D9D9"/>
               <w:bottom w:val="single" w:sz="4" w:color="D9D9D9"/>
-              <w:left w:val="single" w:sz="4" w:color="D9D9D9"/>
               <w:right w:val="single" w:sz="4" w:color="D9D9D9"/>
             </w:tcBorders>
             <w:shd w:fill="142D40"/>
             <w:tcMar>
               <w:top w:w="85" w:type="dxa"/>
+              <w:left w:w="85" w:type="dxa"/>
               <w:bottom w:w="85" w:type="dxa"/>
-              <w:left w:w="85" w:type="dxa"/>
               <w:right w:w="85" w:type="dxa"/>
             </w:tcMar>
           </w:tcPr>
@@ -1852,15 +1852,15 @@
             <w:tcW w:type="dxa" w:w="2132"/>
             <w:tcBorders>
               <w:top w:val="single" w:sz="4" w:color="D9D9D9"/>
+              <w:left w:val="single" w:sz="4" w:color="D9D9D9"/>
               <w:bottom w:val="single" w:sz="4" w:color="D9D9D9"/>
-              <w:left w:val="single" w:sz="4" w:color="D9D9D9"/>
               <w:right w:val="single" w:sz="4" w:color="D9D9D9"/>
             </w:tcBorders>
             <w:shd w:fill="142D40"/>
             <w:tcMar>
               <w:top w:w="85" w:type="dxa"/>
+              <w:left w:w="85" w:type="dxa"/>
               <w:bottom w:w="85" w:type="dxa"/>
-              <w:left w:w="85" w:type="dxa"/>
               <w:right w:w="85" w:type="dxa"/>
             </w:tcMar>
           </w:tcPr>
@@ -1883,15 +1883,15 @@
             <w:tcW w:type="dxa" w:w="2132"/>
             <w:tcBorders>
               <w:top w:val="single" w:sz="4" w:color="D9D9D9"/>
+              <w:left w:val="single" w:sz="4" w:color="D9D9D9"/>
               <w:bottom w:val="single" w:sz="4" w:color="D9D9D9"/>
-              <w:left w:val="single" w:sz="4" w:color="D9D9D9"/>
               <w:right w:val="single" w:sz="4" w:color="D9D9D9"/>
             </w:tcBorders>
             <w:shd w:fill="142D40"/>
             <w:tcMar>
               <w:top w:w="85" w:type="dxa"/>
+              <w:left w:w="85" w:type="dxa"/>
               <w:bottom w:w="85" w:type="dxa"/>
-              <w:left w:w="85" w:type="dxa"/>
               <w:right w:w="85" w:type="dxa"/>
             </w:tcMar>
           </w:tcPr>
@@ -1914,15 +1914,15 @@
             <w:tcW w:type="dxa" w:w="2132"/>
             <w:tcBorders>
               <w:top w:val="single" w:sz="4" w:color="D9D9D9"/>
+              <w:left w:val="single" w:sz="4" w:color="D9D9D9"/>
               <w:bottom w:val="single" w:sz="4" w:color="D9D9D9"/>
-              <w:left w:val="single" w:sz="4" w:color="D9D9D9"/>
               <w:right w:val="single" w:sz="4" w:color="D9D9D9"/>
             </w:tcBorders>
             <w:shd w:fill="142D40"/>
             <w:tcMar>
               <w:top w:w="85" w:type="dxa"/>
+              <w:left w:w="85" w:type="dxa"/>
               <w:bottom w:w="85" w:type="dxa"/>
-              <w:left w:w="85" w:type="dxa"/>
               <w:right w:w="85" w:type="dxa"/>
             </w:tcMar>
           </w:tcPr>
@@ -1947,15 +1947,15 @@
             <w:tcW w:type="dxa" w:w="3756"/>
             <w:tcBorders>
               <w:top w:val="single" w:sz="4" w:color="D9D9D9"/>
+              <w:left w:val="single" w:sz="4" w:color="D9D9D9"/>
               <w:bottom w:val="single" w:sz="4" w:color="D9D9D9"/>
-              <w:left w:val="single" w:sz="4" w:color="D9D9D9"/>
               <w:right w:val="single" w:sz="4" w:color="D9D9D9"/>
             </w:tcBorders>
             <w:shd w:fill="FFFFFF"/>
             <w:tcMar>
               <w:top w:w="85" w:type="dxa"/>
+              <w:left w:w="85" w:type="dxa"/>
               <w:bottom w:w="85" w:type="dxa"/>
-              <w:left w:w="85" w:type="dxa"/>
               <w:right w:w="85" w:type="dxa"/>
             </w:tcMar>
           </w:tcPr>
@@ -1978,15 +1978,15 @@
             <w:tcW w:type="dxa" w:w="2132"/>
             <w:tcBorders>
               <w:top w:val="single" w:sz="4" w:color="D9D9D9"/>
+              <w:left w:val="single" w:sz="4" w:color="D9D9D9"/>
               <w:bottom w:val="single" w:sz="4" w:color="D9D9D9"/>
-              <w:left w:val="single" w:sz="4" w:color="D9D9D9"/>
               <w:right w:val="single" w:sz="4" w:color="D9D9D9"/>
             </w:tcBorders>
             <w:shd w:fill="FFFFFF"/>
             <w:tcMar>
               <w:top w:w="85" w:type="dxa"/>
+              <w:left w:w="85" w:type="dxa"/>
               <w:bottom w:w="85" w:type="dxa"/>
-              <w:left w:w="85" w:type="dxa"/>
               <w:right w:w="85" w:type="dxa"/>
             </w:tcMar>
           </w:tcPr>
@@ -2009,15 +2009,15 @@
             <w:tcW w:type="dxa" w:w="2132"/>
             <w:tcBorders>
               <w:top w:val="single" w:sz="4" w:color="D9D9D9"/>
+              <w:left w:val="single" w:sz="4" w:color="D9D9D9"/>
               <w:bottom w:val="single" w:sz="4" w:color="D9D9D9"/>
-              <w:left w:val="single" w:sz="4" w:color="D9D9D9"/>
               <w:right w:val="single" w:sz="4" w:color="D9D9D9"/>
             </w:tcBorders>
             <w:shd w:fill="FFFFFF"/>
             <w:tcMar>
               <w:top w:w="85" w:type="dxa"/>
+              <w:left w:w="85" w:type="dxa"/>
               <w:bottom w:w="85" w:type="dxa"/>
-              <w:left w:w="85" w:type="dxa"/>
               <w:right w:w="85" w:type="dxa"/>
             </w:tcMar>
           </w:tcPr>
@@ -2040,15 +2040,15 @@
             <w:tcW w:type="dxa" w:w="2132"/>
             <w:tcBorders>
               <w:top w:val="single" w:sz="4" w:color="D9D9D9"/>
+              <w:left w:val="single" w:sz="4" w:color="D9D9D9"/>
               <w:bottom w:val="single" w:sz="4" w:color="D9D9D9"/>
-              <w:left w:val="single" w:sz="4" w:color="D9D9D9"/>
               <w:right w:val="single" w:sz="4" w:color="D9D9D9"/>
             </w:tcBorders>
             <w:shd w:fill="FFFFFF"/>
             <w:tcMar>
               <w:top w:w="85" w:type="dxa"/>
+              <w:left w:w="85" w:type="dxa"/>
               <w:bottom w:w="85" w:type="dxa"/>
-              <w:left w:w="85" w:type="dxa"/>
               <w:right w:w="85" w:type="dxa"/>
             </w:tcMar>
           </w:tcPr>
